--- a/A-new.docx
+++ b/A-new.docx
@@ -64,7 +64,6 @@
           <w14:ligatures w14:val="none"/>
         </w:rPr>
       </w:pPr>
-      <w:proofErr w:type="spellStart"/>
       <w:r>
         <w:rPr>
           <w:rFonts w:ascii="Arial" w:eastAsia="Times New Roman" w:hAnsi="Arial" w:cs="Times New Roman"/>
@@ -76,7 +75,6 @@
         </w:rPr>
         <w:t>A.1</w:t>
       </w:r>
-      <w:proofErr w:type="spellEnd"/>
       <w:r>
         <w:rPr>
           <w:rFonts w:ascii="Arial" w:eastAsia="Times New Roman" w:hAnsi="Arial" w:cs="Times New Roman"/>
@@ -172,31 +170,7 @@
           <w:lang w:val="en-GB" w:eastAsia="en-GB"/>
           <w14:ligatures w14:val="none"/>
         </w:rPr>
-        <w:t xml:space="preserve">cept for </w:t>
-      </w:r>
-      <w:proofErr w:type="spellStart"/>
-      <w:r>
-        <w:rPr>
-          <w:rFonts w:ascii="Times New Roman" w:eastAsia="Times New Roman" w:hAnsi="Times New Roman" w:cs="Times New Roman"/>
-          <w:kern w:val="0"/>
-          <w:sz w:val="20"/>
-          <w:szCs w:val="20"/>
-          <w:lang w:val="en-GB" w:eastAsia="en-GB"/>
-          <w14:ligatures w14:val="none"/>
-        </w:rPr>
-        <w:t>0x10</w:t>
-      </w:r>
-      <w:proofErr w:type="spellEnd"/>
-      <w:r>
-        <w:rPr>
-          <w:rFonts w:ascii="Times New Roman" w:eastAsia="Times New Roman" w:hAnsi="Times New Roman" w:cs="Times New Roman"/>
-          <w:kern w:val="0"/>
-          <w:sz w:val="20"/>
-          <w:szCs w:val="20"/>
-          <w:lang w:val="en-GB" w:eastAsia="en-GB"/>
-          <w14:ligatures w14:val="none"/>
-        </w:rPr>
-        <w:t xml:space="preserve"> which is for European languages that use the Latin script</w:t>
+        <w:t>cept for 0x10 which is for European languages that use the Latin script</w:t>
       </w:r>
       <w:r>
         <w:rPr>
@@ -295,7 +269,7 @@
           <w:lang w:val="en-GB" w:eastAsia="en-GB"/>
           <w14:ligatures w14:val="none"/>
         </w:rPr>
-        <w:t>subsection</w:t>
+        <w:t>section</w:t>
       </w:r>
       <w:r>
         <w:rPr>
@@ -317,19 +291,7 @@
           <w:lang w:val="en-GB" w:eastAsia="en-GB"/>
           <w14:ligatures w14:val="none"/>
         </w:rPr>
-        <w:t xml:space="preserve"> </w:t>
-      </w:r>
-      <w:proofErr w:type="spellStart"/>
-      <w:r>
-        <w:rPr>
-          <w:rFonts w:ascii="Times New Roman" w:eastAsia="Times New Roman" w:hAnsi="Times New Roman" w:cs="Times New Roman"/>
-          <w:kern w:val="0"/>
-          <w:sz w:val="20"/>
-          <w:szCs w:val="20"/>
-          <w:lang w:val="en-GB" w:eastAsia="en-GB"/>
-          <w14:ligatures w14:val="none"/>
-        </w:rPr>
-        <w:t>A</w:t>
+        <w:t xml:space="preserve"> A</w:t>
       </w:r>
       <w:r>
         <w:rPr>
@@ -351,19 +313,7 @@
           <w:lang w:val="en-GB" w:eastAsia="en-GB"/>
           <w14:ligatures w14:val="none"/>
         </w:rPr>
-        <w:t>2</w:t>
-      </w:r>
-      <w:proofErr w:type="spellEnd"/>
-      <w:r>
-        <w:rPr>
-          <w:rFonts w:ascii="Times New Roman" w:eastAsia="Times New Roman" w:hAnsi="Times New Roman" w:cs="Times New Roman"/>
-          <w:kern w:val="0"/>
-          <w:sz w:val="20"/>
-          <w:szCs w:val="20"/>
-          <w:lang w:val="en-GB" w:eastAsia="en-GB"/>
-          <w14:ligatures w14:val="none"/>
-        </w:rPr>
-        <w:t xml:space="preserve"> </w:t>
+        <w:t xml:space="preserve">2 </w:t>
       </w:r>
       <w:r>
         <w:rPr>
@@ -374,31 +324,7 @@
           <w:lang w:val="en-GB" w:eastAsia="en-GB"/>
           <w14:ligatures w14:val="none"/>
         </w:rPr>
-        <w:t xml:space="preserve">and </w:t>
-      </w:r>
-      <w:proofErr w:type="spellStart"/>
-      <w:r>
-        <w:rPr>
-          <w:rFonts w:ascii="Times New Roman" w:eastAsia="Times New Roman" w:hAnsi="Times New Roman" w:cs="Times New Roman"/>
-          <w:kern w:val="0"/>
-          <w:sz w:val="20"/>
-          <w:szCs w:val="20"/>
-          <w:lang w:val="en-GB" w:eastAsia="en-GB"/>
-          <w14:ligatures w14:val="none"/>
-        </w:rPr>
-        <w:t>A.3</w:t>
-      </w:r>
-      <w:proofErr w:type="spellEnd"/>
-      <w:r>
-        <w:rPr>
-          <w:rFonts w:ascii="Times New Roman" w:eastAsia="Times New Roman" w:hAnsi="Times New Roman" w:cs="Times New Roman"/>
-          <w:kern w:val="0"/>
-          <w:sz w:val="20"/>
-          <w:szCs w:val="20"/>
-          <w:lang w:val="en-GB" w:eastAsia="en-GB"/>
-          <w14:ligatures w14:val="none"/>
-        </w:rPr>
-        <w:t xml:space="preserve"> </w:t>
+        <w:t xml:space="preserve">and A.3 </w:t>
       </w:r>
       <w:r>
         <w:rPr>
@@ -431,19 +357,7 @@
           <w:lang w:val="en-GB" w:eastAsia="en-GB"/>
           <w14:ligatures w14:val="none"/>
         </w:rPr>
-        <w:t xml:space="preserve">e subsection </w:t>
-      </w:r>
-      <w:proofErr w:type="spellStart"/>
-      <w:r>
-        <w:rPr>
-          <w:rFonts w:ascii="Times New Roman" w:eastAsia="Times New Roman" w:hAnsi="Times New Roman" w:cs="Times New Roman"/>
-          <w:kern w:val="0"/>
-          <w:sz w:val="20"/>
-          <w:szCs w:val="20"/>
-          <w:lang w:val="en-GB" w:eastAsia="en-GB"/>
-          <w14:ligatures w14:val="none"/>
-        </w:rPr>
-        <w:t>A</w:t>
+        <w:t xml:space="preserve">e </w:t>
       </w:r>
       <w:r>
         <w:rPr>
@@ -454,9 +368,8 @@
           <w:lang w:val="en-GB" w:eastAsia="en-GB"/>
           <w14:ligatures w14:val="none"/>
         </w:rPr>
-        <w:t>.4</w:t>
+        <w:t>section</w:t>
       </w:r>
-      <w:proofErr w:type="spellEnd"/>
       <w:r>
         <w:rPr>
           <w:rFonts w:ascii="Times New Roman" w:eastAsia="Times New Roman" w:hAnsi="Times New Roman" w:cs="Times New Roman"/>
@@ -466,7 +379,18 @@
           <w:lang w:val="en-GB" w:eastAsia="en-GB"/>
           <w14:ligatures w14:val="none"/>
         </w:rPr>
-        <w:t xml:space="preserve"> for recommended tables</w:t>
+        <w:t xml:space="preserve"> A</w:t>
+      </w:r>
+      <w:r>
+        <w:rPr>
+          <w:rFonts w:ascii="Times New Roman" w:eastAsia="Times New Roman" w:hAnsi="Times New Roman" w:cs="Times New Roman"/>
+          <w:kern w:val="0"/>
+          <w:sz w:val="20"/>
+          <w:szCs w:val="20"/>
+          <w:lang w:val="en-GB" w:eastAsia="en-GB"/>
+          <w14:ligatures w14:val="none"/>
+        </w:rPr>
+        <w:t>.4 for recommended tables</w:t>
       </w:r>
       <w:r>
         <w:rPr>
@@ -510,9 +434,8 @@
           <w:lang w:val="en-GB" w:eastAsia="en-GB"/>
           <w14:ligatures w14:val="none"/>
         </w:rPr>
-        <w:t xml:space="preserve">, and </w:t>
+        <w:t>, and USSD</w:t>
       </w:r>
-      <w:proofErr w:type="spellStart"/>
       <w:r>
         <w:rPr>
           <w:rFonts w:ascii="Times New Roman" w:eastAsia="Times New Roman" w:hAnsi="Times New Roman" w:cs="Times New Roman"/>
@@ -522,43 +445,7 @@
           <w:lang w:val="en-GB" w:eastAsia="en-GB"/>
           <w14:ligatures w14:val="none"/>
         </w:rPr>
-        <w:t>USSD</w:t>
-      </w:r>
-      <w:proofErr w:type="spellEnd"/>
-      <w:r>
-        <w:rPr>
-          <w:rFonts w:ascii="Times New Roman" w:eastAsia="Times New Roman" w:hAnsi="Times New Roman" w:cs="Times New Roman"/>
-          <w:kern w:val="0"/>
-          <w:sz w:val="20"/>
-          <w:szCs w:val="20"/>
-          <w:lang w:val="en-GB" w:eastAsia="en-GB"/>
-          <w14:ligatures w14:val="none"/>
-        </w:rPr>
-        <w:t xml:space="preserve">. </w:t>
-      </w:r>
-      <w:proofErr w:type="spellStart"/>
-      <w:r>
-        <w:rPr>
-          <w:rFonts w:ascii="Times New Roman" w:eastAsia="Times New Roman" w:hAnsi="Times New Roman" w:cs="Times New Roman"/>
-          <w:kern w:val="0"/>
-          <w:sz w:val="20"/>
-          <w:szCs w:val="20"/>
-          <w:lang w:val="en-GB" w:eastAsia="en-GB"/>
-          <w14:ligatures w14:val="none"/>
-        </w:rPr>
-        <w:t>USSD</w:t>
-      </w:r>
-      <w:proofErr w:type="spellEnd"/>
-      <w:r>
-        <w:rPr>
-          <w:rFonts w:ascii="Times New Roman" w:eastAsia="Times New Roman" w:hAnsi="Times New Roman" w:cs="Times New Roman"/>
-          <w:kern w:val="0"/>
-          <w:sz w:val="20"/>
-          <w:szCs w:val="20"/>
-          <w:lang w:val="en-GB" w:eastAsia="en-GB"/>
-          <w14:ligatures w14:val="none"/>
-        </w:rPr>
-        <w:t xml:space="preserve"> </w:t>
+        <w:t xml:space="preserve">. USSD </w:t>
       </w:r>
       <w:r>
         <w:rPr>
@@ -591,31 +478,7 @@
           <w:lang w:val="en-GB" w:eastAsia="en-GB"/>
           <w14:ligatures w14:val="none"/>
         </w:rPr>
-        <w:t xml:space="preserve"> Note that a recipient that does not support an alphabet specified in </w:t>
-      </w:r>
-      <w:proofErr w:type="spellStart"/>
-      <w:r>
-        <w:rPr>
-          <w:rFonts w:ascii="Times New Roman" w:eastAsia="Times New Roman" w:hAnsi="Times New Roman" w:cs="Times New Roman"/>
-          <w:kern w:val="0"/>
-          <w:sz w:val="20"/>
-          <w:szCs w:val="20"/>
-          <w:lang w:val="en-GB" w:eastAsia="en-GB"/>
-          <w14:ligatures w14:val="none"/>
-        </w:rPr>
-        <w:t>A.4</w:t>
-      </w:r>
-      <w:proofErr w:type="spellEnd"/>
-      <w:r>
-        <w:rPr>
-          <w:rFonts w:ascii="Times New Roman" w:eastAsia="Times New Roman" w:hAnsi="Times New Roman" w:cs="Times New Roman"/>
-          <w:kern w:val="0"/>
-          <w:sz w:val="20"/>
-          <w:szCs w:val="20"/>
-          <w:lang w:val="en-GB" w:eastAsia="en-GB"/>
-          <w14:ligatures w14:val="none"/>
-        </w:rPr>
-        <w:t xml:space="preserve"> will fall back to the default alphabet</w:t>
+        <w:t xml:space="preserve"> Note that a recipient that does not support an alphabet specified in A.4 will fall back to the default alphabet</w:t>
       </w:r>
       <w:r>
         <w:rPr>
@@ -670,31 +533,7 @@
           <w:lang w:val="en-GB" w:eastAsia="en-GB"/>
           <w14:ligatures w14:val="none"/>
         </w:rPr>
-        <w:t xml:space="preserve"> (important for </w:t>
-      </w:r>
-      <w:proofErr w:type="spellStart"/>
-      <w:r>
-        <w:rPr>
-          <w:rFonts w:ascii="Times New Roman" w:eastAsia="Times New Roman" w:hAnsi="Times New Roman" w:cs="Times New Roman"/>
-          <w:kern w:val="0"/>
-          <w:sz w:val="20"/>
-          <w:szCs w:val="20"/>
-          <w:lang w:val="en-GB" w:eastAsia="en-GB"/>
-          <w14:ligatures w14:val="none"/>
-        </w:rPr>
-        <w:t>USSD</w:t>
-      </w:r>
-      <w:proofErr w:type="spellEnd"/>
-      <w:r>
-        <w:rPr>
-          <w:rFonts w:ascii="Times New Roman" w:eastAsia="Times New Roman" w:hAnsi="Times New Roman" w:cs="Times New Roman"/>
-          <w:kern w:val="0"/>
-          <w:sz w:val="20"/>
-          <w:szCs w:val="20"/>
-          <w:lang w:val="en-GB" w:eastAsia="en-GB"/>
-          <w14:ligatures w14:val="none"/>
-        </w:rPr>
-        <w:t xml:space="preserve"> in particular)</w:t>
+        <w:t xml:space="preserve"> (important for USSD in particular)</w:t>
       </w:r>
       <w:r>
         <w:rPr>
@@ -729,7 +568,6 @@
         </w:rPr>
         <w:t>*#/</w:t>
       </w:r>
-      <w:proofErr w:type="gramStart"/>
       <w:r>
         <w:rPr>
           <w:rFonts w:ascii="Times New Roman" w:eastAsia="Times New Roman" w:hAnsi="Times New Roman" w:cs="Times New Roman"/>
@@ -752,7 +590,6 @@
         </w:rPr>
         <w:t>,.</w:t>
       </w:r>
-      <w:proofErr w:type="gramEnd"/>
       <w:r>
         <w:rPr>
           <w:rFonts w:ascii="Times New Roman" w:eastAsia="Times New Roman" w:hAnsi="Times New Roman" w:cs="Times New Roman"/>
@@ -841,31 +678,7 @@
           <w:lang w:val="en-GB" w:eastAsia="en-GB"/>
           <w14:ligatures w14:val="none"/>
         </w:rPr>
-        <w:t xml:space="preserve">for all the alphabets in </w:t>
-      </w:r>
-      <w:proofErr w:type="spellStart"/>
-      <w:r>
-        <w:rPr>
-          <w:rFonts w:ascii="Times New Roman" w:eastAsia="Times New Roman" w:hAnsi="Times New Roman" w:cs="Times New Roman"/>
-          <w:kern w:val="0"/>
-          <w:sz w:val="20"/>
-          <w:szCs w:val="20"/>
-          <w:lang w:val="en-GB" w:eastAsia="en-GB"/>
-          <w14:ligatures w14:val="none"/>
-        </w:rPr>
-        <w:t>A.4</w:t>
-      </w:r>
-      <w:proofErr w:type="spellEnd"/>
-      <w:r>
-        <w:rPr>
-          <w:rFonts w:ascii="Times New Roman" w:eastAsia="Times New Roman" w:hAnsi="Times New Roman" w:cs="Times New Roman"/>
-          <w:kern w:val="0"/>
-          <w:sz w:val="20"/>
-          <w:szCs w:val="20"/>
-          <w:lang w:val="en-GB" w:eastAsia="en-GB"/>
-          <w14:ligatures w14:val="none"/>
-        </w:rPr>
-        <w:t xml:space="preserve"> and the default alphabet</w:t>
+        <w:t>for all the alphabets in A.4 and the default alphabet</w:t>
       </w:r>
       <w:r>
         <w:rPr>
@@ -887,55 +700,7 @@
           <w:lang w:val="en-GB" w:eastAsia="en-GB"/>
           <w14:ligatures w14:val="none"/>
         </w:rPr>
-        <w:t xml:space="preserve">the deprecated alphabets in sections </w:t>
-      </w:r>
-      <w:proofErr w:type="spellStart"/>
-      <w:r>
-        <w:rPr>
-          <w:rFonts w:ascii="Times New Roman" w:eastAsia="Times New Roman" w:hAnsi="Times New Roman" w:cs="Times New Roman"/>
-          <w:kern w:val="0"/>
-          <w:sz w:val="20"/>
-          <w:szCs w:val="20"/>
-          <w:lang w:val="en-GB" w:eastAsia="en-GB"/>
-          <w14:ligatures w14:val="none"/>
-        </w:rPr>
-        <w:t>A.2</w:t>
-      </w:r>
-      <w:proofErr w:type="spellEnd"/>
-      <w:r>
-        <w:rPr>
-          <w:rFonts w:ascii="Times New Roman" w:eastAsia="Times New Roman" w:hAnsi="Times New Roman" w:cs="Times New Roman"/>
-          <w:kern w:val="0"/>
-          <w:sz w:val="20"/>
-          <w:szCs w:val="20"/>
-          <w:lang w:val="en-GB" w:eastAsia="en-GB"/>
-          <w14:ligatures w14:val="none"/>
-        </w:rPr>
-        <w:t xml:space="preserve"> and </w:t>
-      </w:r>
-      <w:proofErr w:type="spellStart"/>
-      <w:r>
-        <w:rPr>
-          <w:rFonts w:ascii="Times New Roman" w:eastAsia="Times New Roman" w:hAnsi="Times New Roman" w:cs="Times New Roman"/>
-          <w:kern w:val="0"/>
-          <w:sz w:val="20"/>
-          <w:szCs w:val="20"/>
-          <w:lang w:val="en-GB" w:eastAsia="en-GB"/>
-          <w14:ligatures w14:val="none"/>
-        </w:rPr>
-        <w:t>A.3</w:t>
-      </w:r>
-      <w:proofErr w:type="spellEnd"/>
-      <w:r>
-        <w:rPr>
-          <w:rFonts w:ascii="Times New Roman" w:eastAsia="Times New Roman" w:hAnsi="Times New Roman" w:cs="Times New Roman"/>
-          <w:kern w:val="0"/>
-          <w:sz w:val="20"/>
-          <w:szCs w:val="20"/>
-          <w:lang w:val="en-GB" w:eastAsia="en-GB"/>
-          <w14:ligatures w14:val="none"/>
-        </w:rPr>
-        <w:t xml:space="preserve"> do not</w:t>
+        <w:t>the deprecated alphabets in sections A.2 and A.3 do not</w:t>
       </w:r>
       <w:r>
         <w:rPr>
@@ -957,31 +722,7 @@
           <w:lang w:val="en-GB" w:eastAsia="en-GB"/>
           <w14:ligatures w14:val="none"/>
         </w:rPr>
-        <w:t xml:space="preserve"> </w:t>
-      </w:r>
-      <w:proofErr w:type="spellStart"/>
-      <w:r>
-        <w:rPr>
-          <w:rFonts w:ascii="Times New Roman" w:eastAsia="Times New Roman" w:hAnsi="Times New Roman" w:cs="Times New Roman"/>
-          <w:kern w:val="0"/>
-          <w:sz w:val="20"/>
-          <w:szCs w:val="20"/>
-          <w:lang w:val="en-GB" w:eastAsia="en-GB"/>
-          <w14:ligatures w14:val="none"/>
-        </w:rPr>
-        <w:t>fulfill</w:t>
-      </w:r>
-      <w:proofErr w:type="spellEnd"/>
-      <w:r>
-        <w:rPr>
-          <w:rFonts w:ascii="Times New Roman" w:eastAsia="Times New Roman" w:hAnsi="Times New Roman" w:cs="Times New Roman"/>
-          <w:kern w:val="0"/>
-          <w:sz w:val="20"/>
-          <w:szCs w:val="20"/>
-          <w:lang w:val="en-GB" w:eastAsia="en-GB"/>
-          <w14:ligatures w14:val="none"/>
-        </w:rPr>
-        <w:t xml:space="preserve"> this</w:t>
+        <w:t xml:space="preserve"> fulfill this</w:t>
       </w:r>
       <w:r>
         <w:rPr>
@@ -1031,7 +772,6 @@
         </w:rPr>
       </w:pPr>
       <w:bookmarkStart w:id="2" w:name="_Toc114820871"/>
-      <w:proofErr w:type="spellStart"/>
       <w:r>
         <w:rPr>
           <w:rFonts w:ascii="Arial" w:eastAsia="Times New Roman" w:hAnsi="Arial" w:cs="Times New Roman"/>
@@ -1043,7 +783,6 @@
         </w:rPr>
         <w:t>A.2</w:t>
       </w:r>
-      <w:proofErr w:type="spellEnd"/>
       <w:r>
         <w:rPr>
           <w:rFonts w:ascii="Arial" w:eastAsia="Times New Roman" w:hAnsi="Arial" w:cs="Times New Roman"/>
@@ -1078,33 +817,7 @@
           <w:lang w:val="en-GB" w:eastAsia="en-GB"/>
           <w14:ligatures w14:val="none"/>
         </w:rPr>
-        <w:t>(</w:t>
-      </w:r>
-      <w:proofErr w:type="spellStart"/>
-      <w:r>
-        <w:rPr>
-          <w:rFonts w:ascii="Arial" w:eastAsia="Times New Roman" w:hAnsi="Arial" w:cs="Times New Roman"/>
-          <w:kern w:val="0"/>
-          <w:sz w:val="36"/>
-          <w:szCs w:val="20"/>
-          <w:highlight w:val="green"/>
-          <w:lang w:val="en-GB" w:eastAsia="en-GB"/>
-          <w14:ligatures w14:val="none"/>
-        </w:rPr>
-        <w:t>SS2</w:t>
-      </w:r>
-      <w:proofErr w:type="spellEnd"/>
-      <w:r>
-        <w:rPr>
-          <w:rFonts w:ascii="Arial" w:eastAsia="Times New Roman" w:hAnsi="Arial" w:cs="Times New Roman"/>
-          <w:kern w:val="0"/>
-          <w:sz w:val="36"/>
-          <w:szCs w:val="20"/>
-          <w:highlight w:val="green"/>
-          <w:lang w:val="en-GB" w:eastAsia="en-GB"/>
-          <w14:ligatures w14:val="none"/>
-        </w:rPr>
-        <w:t>)</w:t>
+        <w:t>(SS2)</w:t>
       </w:r>
       <w:r>
         <w:rPr>
@@ -1150,59 +863,7 @@
           <w:lang w:val="en-GB" w:eastAsia="en-GB"/>
           <w14:ligatures w14:val="none"/>
         </w:rPr>
-        <w:t xml:space="preserve">for alphabets </w:t>
-      </w:r>
-      <w:proofErr w:type="spellStart"/>
-      <w:r>
-        <w:rPr>
-          <w:rFonts w:ascii="Arial" w:eastAsia="Times New Roman" w:hAnsi="Arial" w:cs="Times New Roman"/>
-          <w:kern w:val="0"/>
-          <w:sz w:val="36"/>
-          <w:szCs w:val="22"/>
-          <w:highlight w:val="green"/>
-          <w:lang w:val="en-GB" w:eastAsia="en-GB"/>
-          <w14:ligatures w14:val="none"/>
-        </w:rPr>
-        <w:t>0x01</w:t>
-      </w:r>
-      <w:proofErr w:type="spellEnd"/>
-      <w:r>
-        <w:rPr>
-          <w:rFonts w:ascii="Arial" w:eastAsia="Times New Roman" w:hAnsi="Arial" w:cs="Times New Roman"/>
-          <w:kern w:val="0"/>
-          <w:sz w:val="36"/>
-          <w:szCs w:val="22"/>
-          <w:highlight w:val="green"/>
-          <w:lang w:val="en-GB" w:eastAsia="en-GB"/>
-          <w14:ligatures w14:val="none"/>
-        </w:rPr>
-        <w:t xml:space="preserve"> to </w:t>
-      </w:r>
-      <w:proofErr w:type="spellStart"/>
-      <w:r>
-        <w:rPr>
-          <w:rFonts w:ascii="Arial" w:eastAsia="Times New Roman" w:hAnsi="Arial" w:cs="Times New Roman"/>
-          <w:kern w:val="0"/>
-          <w:sz w:val="36"/>
-          <w:szCs w:val="22"/>
-          <w:highlight w:val="green"/>
-          <w:lang w:val="en-GB" w:eastAsia="en-GB"/>
-          <w14:ligatures w14:val="none"/>
-        </w:rPr>
-        <w:t>0x0D</w:t>
-      </w:r>
-      <w:proofErr w:type="spellEnd"/>
-      <w:r>
-        <w:rPr>
-          <w:rFonts w:ascii="Arial" w:eastAsia="Times New Roman" w:hAnsi="Arial" w:cs="Times New Roman"/>
-          <w:kern w:val="0"/>
-          <w:sz w:val="36"/>
-          <w:szCs w:val="22"/>
-          <w:highlight w:val="green"/>
-          <w:lang w:val="en-GB" w:eastAsia="en-GB"/>
-          <w14:ligatures w14:val="none"/>
-        </w:rPr>
-        <w:t xml:space="preserve"> </w:t>
+        <w:t xml:space="preserve">for alphabets 0x01 to 0x0D </w:t>
       </w:r>
       <w:r>
         <w:rPr>
@@ -1267,31 +928,7 @@
           <w:lang w:val="en-GB" w:eastAsia="en-GB"/>
           <w14:ligatures w14:val="none"/>
         </w:rPr>
-        <w:t xml:space="preserve">), and the default alphabet should still be used for </w:t>
-      </w:r>
-      <w:proofErr w:type="spellStart"/>
-      <w:r>
-        <w:rPr>
-          <w:rFonts w:ascii="Times New Roman" w:eastAsia="Times New Roman" w:hAnsi="Times New Roman" w:cs="Times New Roman"/>
-          <w:kern w:val="0"/>
-          <w:sz w:val="20"/>
-          <w:szCs w:val="20"/>
-          <w:lang w:val="en-GB" w:eastAsia="en-GB"/>
-          <w14:ligatures w14:val="none"/>
-        </w:rPr>
-        <w:t>USSD</w:t>
-      </w:r>
-      <w:proofErr w:type="spellEnd"/>
-      <w:r>
-        <w:rPr>
-          <w:rFonts w:ascii="Times New Roman" w:eastAsia="Times New Roman" w:hAnsi="Times New Roman" w:cs="Times New Roman"/>
-          <w:kern w:val="0"/>
-          <w:sz w:val="20"/>
-          <w:szCs w:val="20"/>
-          <w:lang w:val="en-GB" w:eastAsia="en-GB"/>
-          <w14:ligatures w14:val="none"/>
-        </w:rPr>
-        <w:t xml:space="preserve">. For SMS and CBS </w:t>
+        <w:t xml:space="preserve">), and the default alphabet should still be used for USSD. For SMS and CBS </w:t>
       </w:r>
       <w:r>
         <w:rPr>
@@ -1315,9 +952,8 @@
           <w:lang w:val="en-GB" w:eastAsia="en-GB"/>
           <w14:ligatures w14:val="none"/>
         </w:rPr>
-        <w:t xml:space="preserve"> use the alphabets given in subclause </w:t>
+        <w:t xml:space="preserve"> use the alphabets given in </w:t>
       </w:r>
-      <w:proofErr w:type="spellStart"/>
       <w:r>
         <w:rPr>
           <w:rFonts w:ascii="Times New Roman" w:eastAsia="Times New Roman" w:hAnsi="Times New Roman" w:cs="Times New Roman"/>
@@ -1327,9 +963,8 @@
           <w:lang w:val="en-GB" w:eastAsia="en-GB"/>
           <w14:ligatures w14:val="none"/>
         </w:rPr>
-        <w:t>A.4</w:t>
+        <w:t>section</w:t>
       </w:r>
-      <w:proofErr w:type="spellEnd"/>
       <w:r>
         <w:rPr>
           <w:rFonts w:ascii="Times New Roman" w:eastAsia="Times New Roman" w:hAnsi="Times New Roman" w:cs="Times New Roman"/>
@@ -1339,9 +974,8 @@
           <w:lang w:val="en-GB" w:eastAsia="en-GB"/>
           <w14:ligatures w14:val="none"/>
         </w:rPr>
-        <w:t xml:space="preserve"> or </w:t>
+        <w:t xml:space="preserve"> A.4 or UCS2/UTF16BE (</w:t>
       </w:r>
-      <w:proofErr w:type="spellStart"/>
       <w:r>
         <w:rPr>
           <w:rFonts w:ascii="Times New Roman" w:eastAsia="Times New Roman" w:hAnsi="Times New Roman" w:cs="Times New Roman"/>
@@ -1351,9 +985,8 @@
           <w:lang w:val="en-GB" w:eastAsia="en-GB"/>
           <w14:ligatures w14:val="none"/>
         </w:rPr>
-        <w:t>UCS2</w:t>
+        <w:t>section</w:t>
       </w:r>
-      <w:proofErr w:type="spellEnd"/>
       <w:r>
         <w:rPr>
           <w:rFonts w:ascii="Times New Roman" w:eastAsia="Times New Roman" w:hAnsi="Times New Roman" w:cs="Times New Roman"/>
@@ -1363,31 +996,7 @@
           <w:lang w:val="en-GB" w:eastAsia="en-GB"/>
           <w14:ligatures w14:val="none"/>
         </w:rPr>
-        <w:t>/</w:t>
-      </w:r>
-      <w:proofErr w:type="spellStart"/>
-      <w:r>
-        <w:rPr>
-          <w:rFonts w:ascii="Times New Roman" w:eastAsia="Times New Roman" w:hAnsi="Times New Roman" w:cs="Times New Roman"/>
-          <w:kern w:val="0"/>
-          <w:sz w:val="20"/>
-          <w:szCs w:val="20"/>
-          <w:lang w:val="en-GB" w:eastAsia="en-GB"/>
-          <w14:ligatures w14:val="none"/>
-        </w:rPr>
-        <w:t>UTF16BE</w:t>
-      </w:r>
-      <w:proofErr w:type="spellEnd"/>
-      <w:r>
-        <w:rPr>
-          <w:rFonts w:ascii="Times New Roman" w:eastAsia="Times New Roman" w:hAnsi="Times New Roman" w:cs="Times New Roman"/>
-          <w:kern w:val="0"/>
-          <w:sz w:val="20"/>
-          <w:szCs w:val="20"/>
-          <w:lang w:val="en-GB" w:eastAsia="en-GB"/>
-          <w14:ligatures w14:val="none"/>
-        </w:rPr>
-        <w:t xml:space="preserve"> (subclause 6.2.3).</w:t>
+        <w:t xml:space="preserve"> 6.2.3).</w:t>
       </w:r>
     </w:p>
     <w:p>
@@ -1411,7 +1020,6 @@
           <w14:ligatures w14:val="none"/>
         </w:rPr>
       </w:pPr>
-      <w:proofErr w:type="spellStart"/>
       <w:r>
         <w:rPr>
           <w:rFonts w:ascii="Arial" w:eastAsia="Times New Roman" w:hAnsi="Arial" w:cs="Times New Roman"/>
@@ -1423,7 +1031,6 @@
         </w:rPr>
         <w:t>A.2.0</w:t>
       </w:r>
-      <w:proofErr w:type="spellEnd"/>
       <w:r>
         <w:rPr>
           <w:rFonts w:ascii="Arial" w:eastAsia="Times New Roman" w:hAnsi="Arial" w:cs="Times New Roman"/>
@@ -1445,31 +1052,7 @@
           <w:lang w:val="en-GB" w:eastAsia="en-GB"/>
           <w14:ligatures w14:val="none"/>
         </w:rPr>
-        <w:t xml:space="preserve"> Single Shift 2 (</w:t>
-      </w:r>
-      <w:proofErr w:type="spellStart"/>
-      <w:r>
-        <w:rPr>
-          <w:rFonts w:ascii="Arial" w:eastAsia="Times New Roman" w:hAnsi="Arial" w:cs="Times New Roman"/>
-          <w:kern w:val="0"/>
-          <w:sz w:val="32"/>
-          <w:szCs w:val="20"/>
-          <w:lang w:val="en-GB" w:eastAsia="en-GB"/>
-          <w14:ligatures w14:val="none"/>
-        </w:rPr>
-        <w:t>SS2</w:t>
-      </w:r>
-      <w:proofErr w:type="spellEnd"/>
-      <w:r>
-        <w:rPr>
-          <w:rFonts w:ascii="Arial" w:eastAsia="Times New Roman" w:hAnsi="Arial" w:cs="Times New Roman"/>
-          <w:kern w:val="0"/>
-          <w:sz w:val="32"/>
-          <w:szCs w:val="20"/>
-          <w:lang w:val="en-GB" w:eastAsia="en-GB"/>
-          <w14:ligatures w14:val="none"/>
-        </w:rPr>
-        <w:t>)</w:t>
+        <w:t xml:space="preserve"> Single Shift 2 (SS2)</w:t>
       </w:r>
       <w:r>
         <w:rPr>
@@ -1557,25 +1140,7 @@
                 <w:szCs w:val="20"/>
                 <w:lang w:val="en-US"/>
               </w:rPr>
-              <w:t>00000000 (</w:t>
-            </w:r>
-            <w:proofErr w:type="spellStart"/>
-            <w:r>
-              <w:rPr>
-                <w:sz w:val="20"/>
-                <w:szCs w:val="20"/>
-                <w:lang w:val="en-US"/>
-              </w:rPr>
-              <w:t>0x00</w:t>
-            </w:r>
-            <w:proofErr w:type="spellEnd"/>
-            <w:r>
-              <w:rPr>
-                <w:sz w:val="20"/>
-                <w:szCs w:val="20"/>
-                <w:lang w:val="en-US"/>
-              </w:rPr>
-              <w:t>)</w:t>
+              <w:t>00000000 (0x00)</w:t>
             </w:r>
           </w:p>
         </w:tc>
@@ -1662,7 +1227,15 @@
                 <w:szCs w:val="20"/>
                 <w:lang w:val="en-US"/>
               </w:rPr>
-              <w:t xml:space="preserve">Table </w:t>
+              <w:t>Single shift t</w:t>
+            </w:r>
+            <w:r>
+              <w:rPr>
+                <w:sz w:val="20"/>
+                <w:szCs w:val="20"/>
+                <w:lang w:val="en-US"/>
+              </w:rPr>
+              <w:t xml:space="preserve">able </w:t>
             </w:r>
             <w:r>
               <w:rPr>
@@ -1686,7 +1259,15 @@
                 <w:szCs w:val="20"/>
                 <w:lang w:val="en-US"/>
               </w:rPr>
-              <w:t xml:space="preserve">subclause </w:t>
+              <w:t>section</w:t>
+            </w:r>
+            <w:r>
+              <w:rPr>
+                <w:sz w:val="20"/>
+                <w:szCs w:val="20"/>
+                <w:lang w:val="en-US"/>
+              </w:rPr>
+              <w:t xml:space="preserve"> </w:t>
             </w:r>
             <w:r>
               <w:rPr>
@@ -1702,6 +1283,22 @@
                 <w:szCs w:val="20"/>
                 <w:lang w:val="en-US"/>
               </w:rPr>
+              <w:t>.1</w:t>
+            </w:r>
+            <w:r>
+              <w:rPr>
+                <w:sz w:val="20"/>
+                <w:szCs w:val="20"/>
+                <w:lang w:val="en-US"/>
+              </w:rPr>
+              <w:t>.2</w:t>
+            </w:r>
+            <w:r>
+              <w:rPr>
+                <w:sz w:val="20"/>
+                <w:szCs w:val="20"/>
+                <w:lang w:val="en-US"/>
+              </w:rPr>
               <w:t xml:space="preserve">. </w:t>
             </w:r>
             <w:r>
@@ -1742,89 +1339,7 @@
                 <w:szCs w:val="20"/>
                 <w:lang w:val="en-US"/>
               </w:rPr>
-              <w:t xml:space="preserve"> the</w:t>
-            </w:r>
-            <w:r>
-              <w:rPr>
-                <w:sz w:val="20"/>
-                <w:szCs w:val="20"/>
-                <w:lang w:val="en-US"/>
-              </w:rPr>
-              <w:t xml:space="preserve"> </w:t>
-            </w:r>
-            <w:r>
-              <w:rPr>
-                <w:sz w:val="20"/>
-                <w:szCs w:val="20"/>
-                <w:lang w:val="en-US"/>
-              </w:rPr>
-              <w:t>table</w:t>
-            </w:r>
-            <w:r>
-              <w:rPr>
-                <w:sz w:val="20"/>
-                <w:szCs w:val="20"/>
-                <w:lang w:val="en-US"/>
-              </w:rPr>
-              <w:t xml:space="preserve"> </w:t>
-            </w:r>
-            <w:r>
-              <w:rPr>
-                <w:sz w:val="20"/>
-                <w:szCs w:val="20"/>
-                <w:lang w:val="en-US"/>
-              </w:rPr>
-              <w:t xml:space="preserve">that should be used </w:t>
-            </w:r>
-            <w:r>
-              <w:rPr>
-                <w:sz w:val="20"/>
-                <w:szCs w:val="20"/>
-                <w:lang w:val="en-US"/>
-              </w:rPr>
-              <w:t xml:space="preserve">for </w:t>
-            </w:r>
-            <w:proofErr w:type="spellStart"/>
-            <w:r>
-              <w:rPr>
-                <w:sz w:val="20"/>
-                <w:szCs w:val="20"/>
-                <w:lang w:val="en-US"/>
-              </w:rPr>
-              <w:t>USSD</w:t>
-            </w:r>
-            <w:proofErr w:type="spellEnd"/>
-            <w:r>
-              <w:rPr>
-                <w:sz w:val="20"/>
-                <w:szCs w:val="20"/>
-                <w:lang w:val="en-US"/>
-              </w:rPr>
-              <w:t xml:space="preserve">, </w:t>
-            </w:r>
-            <w:r>
-              <w:rPr>
-                <w:sz w:val="20"/>
-                <w:szCs w:val="20"/>
-                <w:lang w:val="en-US"/>
-              </w:rPr>
-              <w:t>t</w:t>
-            </w:r>
-            <w:r>
-              <w:rPr>
-                <w:sz w:val="20"/>
-                <w:szCs w:val="20"/>
-                <w:lang w:val="en-US"/>
-              </w:rPr>
-              <w:t>hough deprecated for SMS and CBS.</w:t>
-            </w:r>
-            <w:r>
-              <w:rPr>
-                <w:sz w:val="20"/>
-                <w:szCs w:val="20"/>
-                <w:lang w:val="en-US"/>
-              </w:rPr>
-              <w:t xml:space="preserve"> </w:t>
+              <w:t xml:space="preserve"> deprecated for SMS and CBS.</w:t>
             </w:r>
           </w:p>
         </w:tc>
@@ -1854,18 +1369,48 @@
                 <w:szCs w:val="20"/>
                 <w:lang w:val="en-US"/>
               </w:rPr>
-              <w:t xml:space="preserve"> tables in subclause </w:t>
+              <w:t xml:space="preserve"> tables in </w:t>
             </w:r>
-            <w:proofErr w:type="spellStart"/>
             <w:r>
               <w:rPr>
                 <w:sz w:val="20"/>
                 <w:szCs w:val="20"/>
                 <w:lang w:val="en-US"/>
               </w:rPr>
-              <w:t>A.4.10</w:t>
+              <w:t>section</w:t>
             </w:r>
-            <w:proofErr w:type="spellEnd"/>
+            <w:r>
+              <w:rPr>
+                <w:sz w:val="20"/>
+                <w:szCs w:val="20"/>
+                <w:lang w:val="en-US"/>
+              </w:rPr>
+              <w:t xml:space="preserve"> A.4.10 </w:t>
+            </w:r>
+            <w:r>
+              <w:rPr>
+                <w:sz w:val="20"/>
+                <w:szCs w:val="20"/>
+                <w:lang w:val="en-US"/>
+              </w:rPr>
+              <w:t xml:space="preserve">European languages (Latin script) </w:t>
+            </w:r>
+            <w:r>
+              <w:rPr>
+                <w:sz w:val="20"/>
+                <w:szCs w:val="20"/>
+                <w:lang w:val="en-US"/>
+              </w:rPr>
+              <w:t>instead</w:t>
+            </w:r>
+            <w:r>
+              <w:rPr>
+                <w:sz w:val="20"/>
+                <w:szCs w:val="20"/>
+                <w:lang w:val="en-US"/>
+              </w:rPr>
+              <w:t>, except</w:t>
+            </w:r>
             <w:r>
               <w:rPr>
                 <w:sz w:val="20"/>
@@ -1880,7 +1425,7 @@
                 <w:szCs w:val="20"/>
                 <w:lang w:val="en-US"/>
               </w:rPr>
-              <w:t xml:space="preserve">European languages (Latin script) </w:t>
+              <w:t xml:space="preserve">for </w:t>
             </w:r>
             <w:r>
               <w:rPr>
@@ -1888,42 +1433,8 @@
                 <w:szCs w:val="20"/>
                 <w:lang w:val="en-US"/>
               </w:rPr>
-              <w:t>instead</w:t>
-            </w:r>
-            <w:r>
-              <w:rPr>
-                <w:sz w:val="20"/>
-                <w:szCs w:val="20"/>
-                <w:lang w:val="en-US"/>
-              </w:rPr>
-              <w:t>, except</w:t>
-            </w:r>
-            <w:r>
-              <w:rPr>
-                <w:sz w:val="20"/>
-                <w:szCs w:val="20"/>
-                <w:lang w:val="en-US"/>
-              </w:rPr>
-              <w:t xml:space="preserve"> </w:t>
-            </w:r>
-            <w:r>
-              <w:rPr>
-                <w:sz w:val="20"/>
-                <w:szCs w:val="20"/>
-                <w:lang w:val="en-US"/>
-              </w:rPr>
-              <w:t xml:space="preserve">for </w:t>
-            </w:r>
-            <w:proofErr w:type="spellStart"/>
-            <w:r>
-              <w:rPr>
-                <w:sz w:val="20"/>
-                <w:szCs w:val="20"/>
-                <w:lang w:val="en-US"/>
-              </w:rPr>
               <w:t>USSD</w:t>
             </w:r>
-            <w:proofErr w:type="spellEnd"/>
             <w:r>
               <w:rPr>
                 <w:sz w:val="20"/>
@@ -1965,7 +1476,6 @@
           <w14:ligatures w14:val="none"/>
         </w:rPr>
       </w:pPr>
-      <w:proofErr w:type="spellStart"/>
       <w:r>
         <w:rPr>
           <w:rFonts w:ascii="Arial" w:eastAsia="Times New Roman" w:hAnsi="Arial" w:cs="Times New Roman"/>
@@ -1977,7 +1487,6 @@
         </w:rPr>
         <w:t>A.2.1</w:t>
       </w:r>
-      <w:proofErr w:type="spellEnd"/>
       <w:r>
         <w:rPr>
           <w:rFonts w:ascii="Arial" w:eastAsia="Times New Roman" w:hAnsi="Arial" w:cs="Times New Roman"/>
@@ -2011,33 +1520,7 @@
           <w:lang w:val="en-GB" w:eastAsia="en-GB"/>
           <w14:ligatures w14:val="none"/>
         </w:rPr>
-        <w:t>2 (</w:t>
-      </w:r>
-      <w:proofErr w:type="spellStart"/>
-      <w:r>
-        <w:rPr>
-          <w:rFonts w:ascii="Arial" w:eastAsia="Times New Roman" w:hAnsi="Arial" w:cs="Times New Roman"/>
-          <w:kern w:val="0"/>
-          <w:sz w:val="32"/>
-          <w:szCs w:val="18"/>
-          <w:highlight w:val="green"/>
-          <w:lang w:val="en-GB" w:eastAsia="en-GB"/>
-          <w14:ligatures w14:val="none"/>
-        </w:rPr>
-        <w:t>SS2</w:t>
-      </w:r>
-      <w:proofErr w:type="spellEnd"/>
-      <w:r>
-        <w:rPr>
-          <w:rFonts w:ascii="Arial" w:eastAsia="Times New Roman" w:hAnsi="Arial" w:cs="Times New Roman"/>
-          <w:kern w:val="0"/>
-          <w:sz w:val="32"/>
-          <w:szCs w:val="18"/>
-          <w:highlight w:val="green"/>
-          <w:lang w:val="en-GB" w:eastAsia="en-GB"/>
-          <w14:ligatures w14:val="none"/>
-        </w:rPr>
-        <w:t>)</w:t>
+        <w:t>2 (SS2)</w:t>
       </w:r>
       <w:r>
         <w:rPr>
@@ -2113,25 +1596,7 @@
                 <w:szCs w:val="20"/>
                 <w:lang w:val="en-US"/>
               </w:rPr>
-              <w:t>00000001 (</w:t>
-            </w:r>
-            <w:proofErr w:type="spellStart"/>
-            <w:r>
-              <w:rPr>
-                <w:sz w:val="20"/>
-                <w:szCs w:val="20"/>
-                <w:lang w:val="en-US"/>
-              </w:rPr>
-              <w:t>0x01</w:t>
-            </w:r>
-            <w:proofErr w:type="spellEnd"/>
-            <w:r>
-              <w:rPr>
-                <w:sz w:val="20"/>
-                <w:szCs w:val="20"/>
-                <w:lang w:val="en-US"/>
-              </w:rPr>
-              <w:t>)</w:t>
+              <w:t>00000001 (0x01)</w:t>
             </w:r>
           </w:p>
         </w:tc>
@@ -2153,35 +1618,16 @@
                 <w:szCs w:val="20"/>
                 <w:lang w:val="en-US"/>
               </w:rPr>
-              <w:t xml:space="preserve">Turkish (deprecated, use </w:t>
+              <w:t>Turkish (deprecated, use 0x10 instead)</w:t>
             </w:r>
-            <w:proofErr w:type="spellStart"/>
             <w:r>
               <w:rPr>
                 <w:sz w:val="20"/>
                 <w:szCs w:val="20"/>
                 <w:lang w:val="en-US"/>
               </w:rPr>
-              <w:t>0x10</w:t>
+              <w:br/>
             </w:r>
-            <w:proofErr w:type="spellEnd"/>
-            <w:r>
-              <w:rPr>
-                <w:sz w:val="20"/>
-                <w:szCs w:val="20"/>
-                <w:lang w:val="en-US"/>
-              </w:rPr>
-              <w:t xml:space="preserve"> instead)</w:t>
-            </w:r>
-          </w:p>
-          <w:p>
-            <w:pPr>
-              <w:rPr>
-                <w:sz w:val="20"/>
-                <w:szCs w:val="20"/>
-                <w:lang w:val="en-US"/>
-              </w:rPr>
-            </w:pPr>
             <w:r>
               <w:rPr>
                 <w:sz w:val="20"/>
@@ -2210,25 +1656,23 @@
                 <w:szCs w:val="20"/>
                 <w:lang w:val="en-US"/>
               </w:rPr>
-              <w:t xml:space="preserve">Use tables in subclause </w:t>
+              <w:t xml:space="preserve">Use tables in </w:t>
             </w:r>
-            <w:proofErr w:type="spellStart"/>
             <w:r>
               <w:rPr>
                 <w:sz w:val="20"/>
                 <w:szCs w:val="20"/>
                 <w:lang w:val="en-US"/>
               </w:rPr>
-              <w:t>A.4.10</w:t>
+              <w:t>section</w:t>
             </w:r>
-            <w:proofErr w:type="spellEnd"/>
             <w:r>
               <w:rPr>
                 <w:sz w:val="20"/>
                 <w:szCs w:val="20"/>
                 <w:lang w:val="en-US"/>
               </w:rPr>
-              <w:t xml:space="preserve"> European languages (Latin script) instead.</w:t>
+              <w:t xml:space="preserve"> A.4.10 European languages (Latin script) instead.</w:t>
             </w:r>
           </w:p>
         </w:tc>
@@ -2275,7 +1719,6 @@
         </w:rPr>
       </w:pPr>
       <w:bookmarkStart w:id="5" w:name="_Toc114820873"/>
-      <w:proofErr w:type="spellStart"/>
       <w:r>
         <w:rPr>
           <w:rFonts w:ascii="Arial" w:eastAsia="Times New Roman" w:hAnsi="Arial" w:cs="Times New Roman"/>
@@ -2287,7 +1730,6 @@
         </w:rPr>
         <w:t>A.2.2</w:t>
       </w:r>
-      <w:proofErr w:type="spellEnd"/>
       <w:r>
         <w:rPr>
           <w:rFonts w:ascii="Arial" w:eastAsia="Times New Roman" w:hAnsi="Arial" w:cs="Times New Roman"/>
@@ -2321,33 +1763,7 @@
           <w:lang w:val="en-GB" w:eastAsia="en-GB"/>
           <w14:ligatures w14:val="none"/>
         </w:rPr>
-        <w:t>2 (</w:t>
-      </w:r>
-      <w:proofErr w:type="spellStart"/>
-      <w:r>
-        <w:rPr>
-          <w:rFonts w:ascii="Arial" w:eastAsia="Times New Roman" w:hAnsi="Arial" w:cs="Times New Roman"/>
-          <w:kern w:val="0"/>
-          <w:sz w:val="32"/>
-          <w:szCs w:val="18"/>
-          <w:highlight w:val="green"/>
-          <w:lang w:val="en-GB" w:eastAsia="en-GB"/>
-          <w14:ligatures w14:val="none"/>
-        </w:rPr>
-        <w:t>SS2</w:t>
-      </w:r>
-      <w:proofErr w:type="spellEnd"/>
-      <w:r>
-        <w:rPr>
-          <w:rFonts w:ascii="Arial" w:eastAsia="Times New Roman" w:hAnsi="Arial" w:cs="Times New Roman"/>
-          <w:kern w:val="0"/>
-          <w:sz w:val="32"/>
-          <w:szCs w:val="18"/>
-          <w:highlight w:val="green"/>
-          <w:lang w:val="en-GB" w:eastAsia="en-GB"/>
-          <w14:ligatures w14:val="none"/>
-        </w:rPr>
-        <w:t>)</w:t>
+        <w:t>2 (SS2)</w:t>
       </w:r>
       <w:r>
         <w:rPr>
@@ -2424,25 +1840,7 @@
                 <w:szCs w:val="20"/>
                 <w:lang w:val="en-US"/>
               </w:rPr>
-              <w:t>00000010 (</w:t>
-            </w:r>
-            <w:proofErr w:type="spellStart"/>
-            <w:r>
-              <w:rPr>
-                <w:sz w:val="20"/>
-                <w:szCs w:val="20"/>
-                <w:lang w:val="en-US"/>
-              </w:rPr>
-              <w:t>0x02</w:t>
-            </w:r>
-            <w:proofErr w:type="spellEnd"/>
-            <w:r>
-              <w:rPr>
-                <w:sz w:val="20"/>
-                <w:szCs w:val="20"/>
-                <w:lang w:val="en-US"/>
-              </w:rPr>
-              <w:t>)</w:t>
+              <w:t>00000010 (0x02)</w:t>
             </w:r>
           </w:p>
         </w:tc>
@@ -2464,35 +1862,16 @@
                 <w:szCs w:val="20"/>
                 <w:lang w:val="en-US"/>
               </w:rPr>
-              <w:t xml:space="preserve">Spanish (deprecated, use </w:t>
+              <w:t>Spanish (deprecated, use 0x10 instead)</w:t>
             </w:r>
-            <w:proofErr w:type="spellStart"/>
             <w:r>
               <w:rPr>
                 <w:sz w:val="20"/>
                 <w:szCs w:val="20"/>
                 <w:lang w:val="en-US"/>
               </w:rPr>
-              <w:t>0x10</w:t>
+              <w:br/>
             </w:r>
-            <w:proofErr w:type="spellEnd"/>
-            <w:r>
-              <w:rPr>
-                <w:sz w:val="20"/>
-                <w:szCs w:val="20"/>
-                <w:lang w:val="en-US"/>
-              </w:rPr>
-              <w:t xml:space="preserve"> instead)</w:t>
-            </w:r>
-          </w:p>
-          <w:p>
-            <w:pPr>
-              <w:rPr>
-                <w:sz w:val="20"/>
-                <w:szCs w:val="20"/>
-                <w:lang w:val="en-US"/>
-              </w:rPr>
-            </w:pPr>
             <w:r>
               <w:rPr>
                 <w:sz w:val="20"/>
@@ -2521,25 +1900,23 @@
                 <w:szCs w:val="20"/>
                 <w:lang w:val="en-US"/>
               </w:rPr>
-              <w:t xml:space="preserve">Use tables in subclause </w:t>
+              <w:t xml:space="preserve">Use tables in </w:t>
             </w:r>
-            <w:proofErr w:type="spellStart"/>
             <w:r>
               <w:rPr>
                 <w:sz w:val="20"/>
                 <w:szCs w:val="20"/>
                 <w:lang w:val="en-US"/>
               </w:rPr>
-              <w:t>A.4.10</w:t>
+              <w:t>section</w:t>
             </w:r>
-            <w:proofErr w:type="spellEnd"/>
             <w:r>
               <w:rPr>
                 <w:sz w:val="20"/>
                 <w:szCs w:val="20"/>
                 <w:lang w:val="en-US"/>
               </w:rPr>
-              <w:t xml:space="preserve"> European languages (Latin script) instead.</w:t>
+              <w:t xml:space="preserve"> A.4.10 European languages (Latin script) instead.</w:t>
             </w:r>
           </w:p>
         </w:tc>
@@ -2567,7 +1944,6 @@
           <w14:ligatures w14:val="none"/>
         </w:rPr>
       </w:pPr>
-      <w:proofErr w:type="spellStart"/>
       <w:r>
         <w:rPr>
           <w:rFonts w:ascii="Arial" w:eastAsia="Times New Roman" w:hAnsi="Arial" w:cs="Times New Roman"/>
@@ -2580,7 +1956,6 @@
         <w:lastRenderedPageBreak/>
         <w:t>A.2.3</w:t>
       </w:r>
-      <w:proofErr w:type="spellEnd"/>
       <w:r>
         <w:rPr>
           <w:rFonts w:ascii="Arial" w:eastAsia="Times New Roman" w:hAnsi="Arial" w:cs="Times New Roman"/>
@@ -2614,33 +1989,7 @@
           <w:lang w:val="en-GB" w:eastAsia="en-GB"/>
           <w14:ligatures w14:val="none"/>
         </w:rPr>
-        <w:t>2 (</w:t>
-      </w:r>
-      <w:proofErr w:type="spellStart"/>
-      <w:r>
-        <w:rPr>
-          <w:rFonts w:ascii="Arial" w:eastAsia="Times New Roman" w:hAnsi="Arial" w:cs="Times New Roman"/>
-          <w:kern w:val="0"/>
-          <w:sz w:val="32"/>
-          <w:szCs w:val="18"/>
-          <w:highlight w:val="green"/>
-          <w:lang w:val="en-GB" w:eastAsia="en-GB"/>
-          <w14:ligatures w14:val="none"/>
-        </w:rPr>
-        <w:t>SS2</w:t>
-      </w:r>
-      <w:proofErr w:type="spellEnd"/>
-      <w:r>
-        <w:rPr>
-          <w:rFonts w:ascii="Arial" w:eastAsia="Times New Roman" w:hAnsi="Arial" w:cs="Times New Roman"/>
-          <w:kern w:val="0"/>
-          <w:sz w:val="32"/>
-          <w:szCs w:val="18"/>
-          <w:highlight w:val="green"/>
-          <w:lang w:val="en-GB" w:eastAsia="en-GB"/>
-          <w14:ligatures w14:val="none"/>
-        </w:rPr>
-        <w:t>)</w:t>
+        <w:t>2 (SS2)</w:t>
       </w:r>
       <w:r>
         <w:rPr>
@@ -2716,25 +2065,7 @@
                 <w:szCs w:val="20"/>
                 <w:lang w:val="en-US"/>
               </w:rPr>
-              <w:t>00000011 (</w:t>
-            </w:r>
-            <w:proofErr w:type="spellStart"/>
-            <w:r>
-              <w:rPr>
-                <w:sz w:val="20"/>
-                <w:szCs w:val="20"/>
-                <w:lang w:val="en-US"/>
-              </w:rPr>
-              <w:t>0x03</w:t>
-            </w:r>
-            <w:proofErr w:type="spellEnd"/>
-            <w:r>
-              <w:rPr>
-                <w:sz w:val="20"/>
-                <w:szCs w:val="20"/>
-                <w:lang w:val="en-US"/>
-              </w:rPr>
-              <w:t>)</w:t>
+              <w:t>00000011 (0x03)</w:t>
             </w:r>
           </w:p>
         </w:tc>
@@ -2756,35 +2087,16 @@
                 <w:szCs w:val="20"/>
                 <w:lang w:val="en-US"/>
               </w:rPr>
-              <w:t xml:space="preserve">Portuguese (deprecated, use </w:t>
+              <w:t>Portuguese (deprecated, use 0x10 instead)</w:t>
             </w:r>
-            <w:proofErr w:type="spellStart"/>
             <w:r>
               <w:rPr>
                 <w:sz w:val="20"/>
                 <w:szCs w:val="20"/>
                 <w:lang w:val="en-US"/>
               </w:rPr>
-              <w:t>0x10</w:t>
+              <w:br/>
             </w:r>
-            <w:proofErr w:type="spellEnd"/>
-            <w:r>
-              <w:rPr>
-                <w:sz w:val="20"/>
-                <w:szCs w:val="20"/>
-                <w:lang w:val="en-US"/>
-              </w:rPr>
-              <w:t xml:space="preserve"> instead)</w:t>
-            </w:r>
-          </w:p>
-          <w:p>
-            <w:pPr>
-              <w:rPr>
-                <w:sz w:val="20"/>
-                <w:szCs w:val="20"/>
-                <w:lang w:val="en-US"/>
-              </w:rPr>
-            </w:pPr>
             <w:r>
               <w:rPr>
                 <w:sz w:val="20"/>
@@ -2813,25 +2125,23 @@
                 <w:szCs w:val="20"/>
                 <w:lang w:val="en-US"/>
               </w:rPr>
-              <w:t xml:space="preserve">Use tables in subclause </w:t>
+              <w:t xml:space="preserve">Use tables in </w:t>
             </w:r>
-            <w:proofErr w:type="spellStart"/>
             <w:r>
               <w:rPr>
                 <w:sz w:val="20"/>
                 <w:szCs w:val="20"/>
                 <w:lang w:val="en-US"/>
               </w:rPr>
-              <w:t>A.4.10</w:t>
+              <w:t>section</w:t>
             </w:r>
-            <w:proofErr w:type="spellEnd"/>
             <w:r>
               <w:rPr>
                 <w:sz w:val="20"/>
                 <w:szCs w:val="20"/>
                 <w:lang w:val="en-US"/>
               </w:rPr>
-              <w:t xml:space="preserve"> European languages (Latin script) instead.</w:t>
+              <w:t xml:space="preserve"> A.4.10 European languages (Latin script) instead.</w:t>
             </w:r>
           </w:p>
         </w:tc>
@@ -2858,7 +2168,6 @@
           <w14:ligatures w14:val="none"/>
         </w:rPr>
       </w:pPr>
-      <w:proofErr w:type="spellStart"/>
       <w:r>
         <w:rPr>
           <w:rFonts w:ascii="Arial" w:eastAsia="Times New Roman" w:hAnsi="Arial" w:cs="Times New Roman"/>
@@ -2870,7 +2179,6 @@
         </w:rPr>
         <w:t>A.2.4</w:t>
       </w:r>
-      <w:proofErr w:type="spellEnd"/>
       <w:r>
         <w:rPr>
           <w:rFonts w:ascii="Arial" w:eastAsia="Times New Roman" w:hAnsi="Arial" w:cs="Times New Roman"/>
@@ -2904,33 +2212,7 @@
           <w:lang w:val="en-GB" w:eastAsia="en-GB"/>
           <w14:ligatures w14:val="none"/>
         </w:rPr>
-        <w:t>2 (</w:t>
-      </w:r>
-      <w:proofErr w:type="spellStart"/>
-      <w:r>
-        <w:rPr>
-          <w:rFonts w:ascii="Arial" w:eastAsia="Times New Roman" w:hAnsi="Arial" w:cs="Times New Roman"/>
-          <w:kern w:val="0"/>
-          <w:sz w:val="32"/>
-          <w:szCs w:val="18"/>
-          <w:highlight w:val="green"/>
-          <w:lang w:val="en-GB" w:eastAsia="en-GB"/>
-          <w14:ligatures w14:val="none"/>
-        </w:rPr>
-        <w:t>SS2</w:t>
-      </w:r>
-      <w:proofErr w:type="spellEnd"/>
-      <w:r>
-        <w:rPr>
-          <w:rFonts w:ascii="Arial" w:eastAsia="Times New Roman" w:hAnsi="Arial" w:cs="Times New Roman"/>
-          <w:kern w:val="0"/>
-          <w:sz w:val="32"/>
-          <w:szCs w:val="18"/>
-          <w:highlight w:val="green"/>
-          <w:lang w:val="en-GB" w:eastAsia="en-GB"/>
-          <w14:ligatures w14:val="none"/>
-        </w:rPr>
-        <w:t>)</w:t>
+        <w:t>2 (SS2)</w:t>
       </w:r>
       <w:r>
         <w:rPr>
@@ -3021,16 +2303,7 @@
                 <w:szCs w:val="20"/>
                 <w:lang w:val="en-US"/>
               </w:rPr>
-              <w:t xml:space="preserve"> (</w:t>
-            </w:r>
-            <w:proofErr w:type="spellStart"/>
-            <w:r>
-              <w:rPr>
-                <w:sz w:val="20"/>
-                <w:szCs w:val="20"/>
-                <w:lang w:val="en-US"/>
-              </w:rPr>
-              <w:t>0x0</w:t>
+              <w:t xml:space="preserve"> (0x0</w:t>
             </w:r>
             <w:r>
               <w:rPr>
@@ -3040,7 +2313,6 @@
               </w:rPr>
               <w:t>4</w:t>
             </w:r>
-            <w:proofErr w:type="spellEnd"/>
             <w:r>
               <w:rPr>
                 <w:sz w:val="20"/>
@@ -3077,16 +2349,7 @@
                 <w:szCs w:val="20"/>
                 <w:lang w:val="en-US"/>
               </w:rPr>
-              <w:t xml:space="preserve">(deprecated, use </w:t>
-            </w:r>
-            <w:proofErr w:type="spellStart"/>
-            <w:r>
-              <w:rPr>
-                <w:sz w:val="20"/>
-                <w:szCs w:val="20"/>
-                <w:lang w:val="en-US"/>
-              </w:rPr>
-              <w:t>0x1</w:t>
+              <w:t>(deprecated, use 0x1</w:t>
             </w:r>
             <w:r>
               <w:rPr>
@@ -3096,7 +2359,6 @@
               </w:rPr>
               <w:t>4</w:t>
             </w:r>
-            <w:proofErr w:type="spellEnd"/>
             <w:r>
               <w:rPr>
                 <w:sz w:val="20"/>
@@ -3105,15 +2367,14 @@
               </w:rPr>
               <w:t xml:space="preserve"> instead)</w:t>
             </w:r>
-          </w:p>
-          <w:p>
-            <w:pPr>
-              <w:rPr>
-                <w:sz w:val="20"/>
-                <w:szCs w:val="20"/>
-                <w:lang w:val="en-US"/>
-              </w:rPr>
-            </w:pPr>
+            <w:r>
+              <w:rPr>
+                <w:sz w:val="20"/>
+                <w:szCs w:val="20"/>
+                <w:lang w:val="en-US"/>
+              </w:rPr>
+              <w:br/>
+            </w:r>
             <w:r>
               <w:rPr>
                 <w:sz w:val="20"/>
@@ -3142,16 +2403,7 @@
                 <w:szCs w:val="20"/>
                 <w:lang w:val="en-US"/>
               </w:rPr>
-              <w:t xml:space="preserve">Use tables in subclause </w:t>
-            </w:r>
-            <w:proofErr w:type="spellStart"/>
-            <w:r>
-              <w:rPr>
-                <w:sz w:val="20"/>
-                <w:szCs w:val="20"/>
-                <w:lang w:val="en-US"/>
-              </w:rPr>
-              <w:t>A.4.1</w:t>
+              <w:t xml:space="preserve">Use tables in </w:t>
             </w:r>
             <w:r>
               <w:rPr>
@@ -3159,9 +2411,24 @@
                 <w:szCs w:val="20"/>
                 <w:lang w:val="en-US"/>
               </w:rPr>
+              <w:t>section</w:t>
+            </w:r>
+            <w:r>
+              <w:rPr>
+                <w:sz w:val="20"/>
+                <w:szCs w:val="20"/>
+                <w:lang w:val="en-US"/>
+              </w:rPr>
+              <w:t xml:space="preserve"> A.4.1</w:t>
+            </w:r>
+            <w:r>
+              <w:rPr>
+                <w:sz w:val="20"/>
+                <w:szCs w:val="20"/>
+                <w:lang w:val="en-US"/>
+              </w:rPr>
               <w:t>4</w:t>
             </w:r>
-            <w:proofErr w:type="spellEnd"/>
             <w:r>
               <w:rPr>
                 <w:sz w:val="20"/>
@@ -3228,7 +2495,6 @@
         </w:rPr>
       </w:pPr>
       <w:bookmarkStart w:id="9" w:name="_Toc114820876"/>
-      <w:proofErr w:type="spellStart"/>
       <w:r>
         <w:rPr>
           <w:rFonts w:ascii="Arial" w:eastAsia="Times New Roman" w:hAnsi="Arial" w:cs="Times New Roman"/>
@@ -3240,7 +2506,6 @@
         </w:rPr>
         <w:t>A.2.5</w:t>
       </w:r>
-      <w:proofErr w:type="spellEnd"/>
       <w:r>
         <w:rPr>
           <w:rFonts w:ascii="Arial" w:eastAsia="Times New Roman" w:hAnsi="Arial" w:cs="Times New Roman"/>
@@ -3274,33 +2539,7 @@
           <w:lang w:val="en-GB" w:eastAsia="en-GB"/>
           <w14:ligatures w14:val="none"/>
         </w:rPr>
-        <w:t>2 (</w:t>
-      </w:r>
-      <w:proofErr w:type="spellStart"/>
-      <w:r>
-        <w:rPr>
-          <w:rFonts w:ascii="Arial" w:eastAsia="Times New Roman" w:hAnsi="Arial" w:cs="Times New Roman"/>
-          <w:kern w:val="0"/>
-          <w:sz w:val="32"/>
-          <w:szCs w:val="18"/>
-          <w:highlight w:val="green"/>
-          <w:lang w:val="en-GB" w:eastAsia="en-GB"/>
-          <w14:ligatures w14:val="none"/>
-        </w:rPr>
-        <w:t>SS2</w:t>
-      </w:r>
-      <w:proofErr w:type="spellEnd"/>
-      <w:r>
-        <w:rPr>
-          <w:rFonts w:ascii="Arial" w:eastAsia="Times New Roman" w:hAnsi="Arial" w:cs="Times New Roman"/>
-          <w:kern w:val="0"/>
-          <w:sz w:val="32"/>
-          <w:szCs w:val="18"/>
-          <w:highlight w:val="green"/>
-          <w:lang w:val="en-GB" w:eastAsia="en-GB"/>
-          <w14:ligatures w14:val="none"/>
-        </w:rPr>
-        <w:t>)</w:t>
+        <w:t>2 (SS2)</w:t>
       </w:r>
       <w:r>
         <w:rPr>
@@ -3392,16 +2631,7 @@
                 <w:szCs w:val="20"/>
                 <w:lang w:val="en-US"/>
               </w:rPr>
-              <w:t>1 (</w:t>
-            </w:r>
-            <w:proofErr w:type="spellStart"/>
-            <w:r>
-              <w:rPr>
-                <w:sz w:val="20"/>
-                <w:szCs w:val="20"/>
-                <w:lang w:val="en-US"/>
-              </w:rPr>
-              <w:t>0x0</w:t>
+              <w:t>1 (0x0</w:t>
             </w:r>
             <w:r>
               <w:rPr>
@@ -3411,7 +2641,6 @@
               </w:rPr>
               <w:t>5</w:t>
             </w:r>
-            <w:proofErr w:type="spellEnd"/>
             <w:r>
               <w:rPr>
                 <w:sz w:val="20"/>
@@ -3448,16 +2677,7 @@
                 <w:szCs w:val="20"/>
                 <w:lang w:val="en-US"/>
               </w:rPr>
-              <w:t xml:space="preserve">(deprecated, use </w:t>
-            </w:r>
-            <w:proofErr w:type="spellStart"/>
-            <w:r>
-              <w:rPr>
-                <w:sz w:val="20"/>
-                <w:szCs w:val="20"/>
-                <w:lang w:val="en-US"/>
-              </w:rPr>
-              <w:t>0x1</w:t>
+              <w:t>(deprecated, use 0x1</w:t>
             </w:r>
             <w:r>
               <w:rPr>
@@ -3467,7 +2687,6 @@
               </w:rPr>
               <w:t>5</w:t>
             </w:r>
-            <w:proofErr w:type="spellEnd"/>
             <w:r>
               <w:rPr>
                 <w:sz w:val="20"/>
@@ -3476,15 +2695,14 @@
               </w:rPr>
               <w:t xml:space="preserve"> instead)</w:t>
             </w:r>
-          </w:p>
-          <w:p>
-            <w:pPr>
-              <w:rPr>
-                <w:sz w:val="20"/>
-                <w:szCs w:val="20"/>
-                <w:lang w:val="en-US"/>
-              </w:rPr>
-            </w:pPr>
+            <w:r>
+              <w:rPr>
+                <w:sz w:val="20"/>
+                <w:szCs w:val="20"/>
+                <w:lang w:val="en-US"/>
+              </w:rPr>
+              <w:br/>
+            </w:r>
             <w:r>
               <w:rPr>
                 <w:sz w:val="20"/>
@@ -3513,16 +2731,7 @@
                 <w:szCs w:val="20"/>
                 <w:lang w:val="en-US"/>
               </w:rPr>
-              <w:t xml:space="preserve">Use tables in subclause </w:t>
-            </w:r>
-            <w:proofErr w:type="spellStart"/>
-            <w:r>
-              <w:rPr>
-                <w:sz w:val="20"/>
-                <w:szCs w:val="20"/>
-                <w:lang w:val="en-US"/>
-              </w:rPr>
-              <w:t>A.4.1</w:t>
+              <w:t xml:space="preserve">Use tables in </w:t>
             </w:r>
             <w:r>
               <w:rPr>
@@ -3530,9 +2739,24 @@
                 <w:szCs w:val="20"/>
                 <w:lang w:val="en-US"/>
               </w:rPr>
+              <w:t>section</w:t>
+            </w:r>
+            <w:r>
+              <w:rPr>
+                <w:sz w:val="20"/>
+                <w:szCs w:val="20"/>
+                <w:lang w:val="en-US"/>
+              </w:rPr>
+              <w:t xml:space="preserve"> A.4.1</w:t>
+            </w:r>
+            <w:r>
+              <w:rPr>
+                <w:sz w:val="20"/>
+                <w:szCs w:val="20"/>
+                <w:lang w:val="en-US"/>
+              </w:rPr>
               <w:t>5</w:t>
             </w:r>
-            <w:proofErr w:type="spellEnd"/>
             <w:r>
               <w:rPr>
                 <w:sz w:val="20"/>
@@ -3582,7 +2806,6 @@
           <w14:ligatures w14:val="none"/>
         </w:rPr>
       </w:pPr>
-      <w:proofErr w:type="spellStart"/>
       <w:r>
         <w:rPr>
           <w:rFonts w:ascii="Arial" w:eastAsia="Times New Roman" w:hAnsi="Arial" w:cs="Times New Roman"/>
@@ -3594,7 +2817,6 @@
         </w:rPr>
         <w:t>A.2.6</w:t>
       </w:r>
-      <w:proofErr w:type="spellEnd"/>
       <w:r>
         <w:rPr>
           <w:rFonts w:ascii="Arial" w:eastAsia="Times New Roman" w:hAnsi="Arial" w:cs="Times New Roman"/>
@@ -3605,19 +2827,7 @@
           <w14:ligatures w14:val="none"/>
         </w:rPr>
         <w:tab/>
-        <w:t xml:space="preserve">Hindi National Language Single </w:t>
-      </w:r>
-      <w:proofErr w:type="gramStart"/>
-      <w:r>
-        <w:rPr>
-          <w:rFonts w:ascii="Arial" w:eastAsia="Times New Roman" w:hAnsi="Arial" w:cs="Times New Roman"/>
-          <w:kern w:val="0"/>
-          <w:sz w:val="32"/>
-          <w:szCs w:val="20"/>
-          <w:lang w:val="en-GB" w:eastAsia="en-GB"/>
-          <w14:ligatures w14:val="none"/>
-        </w:rPr>
-        <w:t xml:space="preserve">Shift </w:t>
+        <w:t xml:space="preserve">Hindi National Language Single Shift </w:t>
       </w:r>
       <w:r>
         <w:rPr>
@@ -3640,59 +2850,7 @@
           <w:lang w:val="en-GB" w:eastAsia="en-GB"/>
           <w14:ligatures w14:val="none"/>
         </w:rPr>
-        <w:t>2</w:t>
-      </w:r>
-      <w:proofErr w:type="gramEnd"/>
-      <w:r>
-        <w:rPr>
-          <w:rFonts w:ascii="Arial" w:eastAsia="Times New Roman" w:hAnsi="Arial" w:cs="Times New Roman"/>
-          <w:kern w:val="0"/>
-          <w:sz w:val="32"/>
-          <w:szCs w:val="18"/>
-          <w:highlight w:val="green"/>
-          <w:lang w:val="en-GB" w:eastAsia="en-GB"/>
-          <w14:ligatures w14:val="none"/>
-        </w:rPr>
-        <w:t xml:space="preserve"> (</w:t>
-      </w:r>
-      <w:proofErr w:type="spellStart"/>
-      <w:r>
-        <w:rPr>
-          <w:rFonts w:ascii="Arial" w:eastAsia="Times New Roman" w:hAnsi="Arial" w:cs="Times New Roman"/>
-          <w:kern w:val="0"/>
-          <w:sz w:val="32"/>
-          <w:szCs w:val="18"/>
-          <w:highlight w:val="green"/>
-          <w:lang w:val="en-GB" w:eastAsia="en-GB"/>
-          <w14:ligatures w14:val="none"/>
-        </w:rPr>
-        <w:t>SS</w:t>
-      </w:r>
-      <w:proofErr w:type="gramStart"/>
-      <w:r>
-        <w:rPr>
-          <w:rFonts w:ascii="Arial" w:eastAsia="Times New Roman" w:hAnsi="Arial" w:cs="Times New Roman"/>
-          <w:kern w:val="0"/>
-          <w:sz w:val="32"/>
-          <w:szCs w:val="18"/>
-          <w:highlight w:val="green"/>
-          <w:lang w:val="en-GB" w:eastAsia="en-GB"/>
-          <w14:ligatures w14:val="none"/>
-        </w:rPr>
-        <w:t>2</w:t>
-      </w:r>
-      <w:proofErr w:type="spellEnd"/>
-      <w:r>
-        <w:rPr>
-          <w:rFonts w:ascii="Arial" w:eastAsia="Times New Roman" w:hAnsi="Arial" w:cs="Times New Roman"/>
-          <w:kern w:val="0"/>
-          <w:sz w:val="32"/>
-          <w:szCs w:val="18"/>
-          <w:highlight w:val="green"/>
-          <w:lang w:val="en-GB" w:eastAsia="en-GB"/>
-          <w14:ligatures w14:val="none"/>
-        </w:rPr>
-        <w:t>)</w:t>
+        <w:t>2 (SS2)</w:t>
       </w:r>
       <w:r>
         <w:rPr>
@@ -3706,7 +2864,6 @@
         <w:t>Table</w:t>
       </w:r>
       <w:bookmarkEnd w:id="10"/>
-      <w:proofErr w:type="gramEnd"/>
       <w:r>
         <w:rPr>
           <w:rFonts w:ascii="Arial" w:eastAsia="Times New Roman" w:hAnsi="Arial" w:cs="Times New Roman"/>
@@ -3785,16 +2942,7 @@
                 <w:szCs w:val="20"/>
                 <w:lang w:val="en-US"/>
               </w:rPr>
-              <w:t xml:space="preserve"> (</w:t>
-            </w:r>
-            <w:proofErr w:type="spellStart"/>
-            <w:r>
-              <w:rPr>
-                <w:sz w:val="20"/>
-                <w:szCs w:val="20"/>
-                <w:lang w:val="en-US"/>
-              </w:rPr>
-              <w:t>0x0</w:t>
+              <w:t xml:space="preserve"> (0x0</w:t>
             </w:r>
             <w:r>
               <w:rPr>
@@ -3804,7 +2952,6 @@
               </w:rPr>
               <w:t>6</w:t>
             </w:r>
-            <w:proofErr w:type="spellEnd"/>
             <w:r>
               <w:rPr>
                 <w:sz w:val="20"/>
@@ -3841,16 +2988,7 @@
                 <w:szCs w:val="20"/>
                 <w:lang w:val="en-US"/>
               </w:rPr>
-              <w:t xml:space="preserve"> (deprecated, use </w:t>
-            </w:r>
-            <w:proofErr w:type="spellStart"/>
-            <w:r>
-              <w:rPr>
-                <w:sz w:val="20"/>
-                <w:szCs w:val="20"/>
-                <w:lang w:val="en-US"/>
-              </w:rPr>
-              <w:t>0x1</w:t>
+              <w:t xml:space="preserve"> (deprecated, use 0x1</w:t>
             </w:r>
             <w:r>
               <w:rPr>
@@ -3860,7 +2998,6 @@
               </w:rPr>
               <w:t>6</w:t>
             </w:r>
-            <w:proofErr w:type="spellEnd"/>
             <w:r>
               <w:rPr>
                 <w:sz w:val="20"/>
@@ -3869,15 +3006,14 @@
               </w:rPr>
               <w:t xml:space="preserve"> instead)</w:t>
             </w:r>
-          </w:p>
-          <w:p>
-            <w:pPr>
-              <w:rPr>
-                <w:sz w:val="20"/>
-                <w:szCs w:val="20"/>
-                <w:lang w:val="en-US"/>
-              </w:rPr>
-            </w:pPr>
+            <w:r>
+              <w:rPr>
+                <w:sz w:val="20"/>
+                <w:szCs w:val="20"/>
+                <w:lang w:val="en-US"/>
+              </w:rPr>
+              <w:br/>
+            </w:r>
             <w:r>
               <w:rPr>
                 <w:sz w:val="20"/>
@@ -3906,16 +3042,7 @@
                 <w:szCs w:val="20"/>
                 <w:lang w:val="en-US"/>
               </w:rPr>
-              <w:t xml:space="preserve">Use tables in subclause </w:t>
-            </w:r>
-            <w:proofErr w:type="spellStart"/>
-            <w:r>
-              <w:rPr>
-                <w:sz w:val="20"/>
-                <w:szCs w:val="20"/>
-                <w:lang w:val="en-US"/>
-              </w:rPr>
-              <w:t>A.4.1</w:t>
+              <w:t xml:space="preserve">Use tables in </w:t>
             </w:r>
             <w:r>
               <w:rPr>
@@ -3923,9 +3050,24 @@
                 <w:szCs w:val="20"/>
                 <w:lang w:val="en-US"/>
               </w:rPr>
+              <w:t>section</w:t>
+            </w:r>
+            <w:r>
+              <w:rPr>
+                <w:sz w:val="20"/>
+                <w:szCs w:val="20"/>
+                <w:lang w:val="en-US"/>
+              </w:rPr>
+              <w:t xml:space="preserve"> A.4.1</w:t>
+            </w:r>
+            <w:r>
+              <w:rPr>
+                <w:sz w:val="20"/>
+                <w:szCs w:val="20"/>
+                <w:lang w:val="en-US"/>
+              </w:rPr>
               <w:t>6</w:t>
             </w:r>
-            <w:proofErr w:type="spellEnd"/>
             <w:r>
               <w:rPr>
                 <w:sz w:val="20"/>
@@ -3975,7 +3117,6 @@
           <w14:ligatures w14:val="none"/>
         </w:rPr>
       </w:pPr>
-      <w:proofErr w:type="spellStart"/>
       <w:r>
         <w:rPr>
           <w:rFonts w:ascii="Arial" w:eastAsia="Times New Roman" w:hAnsi="Arial" w:cs="Times New Roman"/>
@@ -3987,7 +3128,6 @@
         </w:rPr>
         <w:t>A.2.7</w:t>
       </w:r>
-      <w:proofErr w:type="spellEnd"/>
       <w:r>
         <w:rPr>
           <w:rFonts w:ascii="Arial" w:eastAsia="Times New Roman" w:hAnsi="Arial" w:cs="Times New Roman"/>
@@ -4021,33 +3161,7 @@
           <w:lang w:val="en-GB" w:eastAsia="en-GB"/>
           <w14:ligatures w14:val="none"/>
         </w:rPr>
-        <w:t>2 (</w:t>
-      </w:r>
-      <w:proofErr w:type="spellStart"/>
-      <w:r>
-        <w:rPr>
-          <w:rFonts w:ascii="Arial" w:eastAsia="Times New Roman" w:hAnsi="Arial" w:cs="Times New Roman"/>
-          <w:kern w:val="0"/>
-          <w:sz w:val="32"/>
-          <w:szCs w:val="18"/>
-          <w:highlight w:val="green"/>
-          <w:lang w:val="en-GB" w:eastAsia="en-GB"/>
-          <w14:ligatures w14:val="none"/>
-        </w:rPr>
-        <w:t>SS2</w:t>
-      </w:r>
-      <w:proofErr w:type="spellEnd"/>
-      <w:r>
-        <w:rPr>
-          <w:rFonts w:ascii="Arial" w:eastAsia="Times New Roman" w:hAnsi="Arial" w:cs="Times New Roman"/>
-          <w:kern w:val="0"/>
-          <w:sz w:val="32"/>
-          <w:szCs w:val="18"/>
-          <w:highlight w:val="green"/>
-          <w:lang w:val="en-GB" w:eastAsia="en-GB"/>
-          <w14:ligatures w14:val="none"/>
-        </w:rPr>
-        <w:t>)</w:t>
+        <w:t>2 (SS2)</w:t>
       </w:r>
       <w:r>
         <w:rPr>
@@ -4139,16 +3253,7 @@
                 <w:szCs w:val="20"/>
                 <w:lang w:val="en-US"/>
               </w:rPr>
-              <w:t>11 (</w:t>
-            </w:r>
-            <w:proofErr w:type="spellStart"/>
-            <w:r>
-              <w:rPr>
-                <w:sz w:val="20"/>
-                <w:szCs w:val="20"/>
-                <w:lang w:val="en-US"/>
-              </w:rPr>
-              <w:t>0x0</w:t>
+              <w:t>11 (0x0</w:t>
             </w:r>
             <w:r>
               <w:rPr>
@@ -4158,7 +3263,6 @@
               </w:rPr>
               <w:t>7</w:t>
             </w:r>
-            <w:proofErr w:type="spellEnd"/>
             <w:r>
               <w:rPr>
                 <w:sz w:val="20"/>
@@ -4195,16 +3299,7 @@
                 <w:szCs w:val="20"/>
                 <w:lang w:val="en-US"/>
               </w:rPr>
-              <w:t xml:space="preserve"> (deprecated, use </w:t>
-            </w:r>
-            <w:proofErr w:type="spellStart"/>
-            <w:r>
-              <w:rPr>
-                <w:sz w:val="20"/>
-                <w:szCs w:val="20"/>
-                <w:lang w:val="en-US"/>
-              </w:rPr>
-              <w:t>0x1</w:t>
+              <w:t xml:space="preserve"> (deprecated, use 0x1</w:t>
             </w:r>
             <w:r>
               <w:rPr>
@@ -4214,7 +3309,6 @@
               </w:rPr>
               <w:t>7</w:t>
             </w:r>
-            <w:proofErr w:type="spellEnd"/>
             <w:r>
               <w:rPr>
                 <w:sz w:val="20"/>
@@ -4223,15 +3317,14 @@
               </w:rPr>
               <w:t xml:space="preserve"> instead)</w:t>
             </w:r>
-          </w:p>
-          <w:p>
-            <w:pPr>
-              <w:rPr>
-                <w:sz w:val="20"/>
-                <w:szCs w:val="20"/>
-                <w:lang w:val="en-US"/>
-              </w:rPr>
-            </w:pPr>
+            <w:r>
+              <w:rPr>
+                <w:sz w:val="20"/>
+                <w:szCs w:val="20"/>
+                <w:lang w:val="en-US"/>
+              </w:rPr>
+              <w:br/>
+            </w:r>
             <w:r>
               <w:rPr>
                 <w:sz w:val="20"/>
@@ -4260,16 +3353,7 @@
                 <w:szCs w:val="20"/>
                 <w:lang w:val="en-US"/>
               </w:rPr>
-              <w:t xml:space="preserve">Use tables in subclause </w:t>
-            </w:r>
-            <w:proofErr w:type="spellStart"/>
-            <w:r>
-              <w:rPr>
-                <w:sz w:val="20"/>
-                <w:szCs w:val="20"/>
-                <w:lang w:val="en-US"/>
-              </w:rPr>
-              <w:t>A.4.1</w:t>
+              <w:t xml:space="preserve">Use tables in </w:t>
             </w:r>
             <w:r>
               <w:rPr>
@@ -4277,9 +3361,24 @@
                 <w:szCs w:val="20"/>
                 <w:lang w:val="en-US"/>
               </w:rPr>
+              <w:t>section</w:t>
+            </w:r>
+            <w:r>
+              <w:rPr>
+                <w:sz w:val="20"/>
+                <w:szCs w:val="20"/>
+                <w:lang w:val="en-US"/>
+              </w:rPr>
+              <w:t xml:space="preserve"> A.4.1</w:t>
+            </w:r>
+            <w:r>
+              <w:rPr>
+                <w:sz w:val="20"/>
+                <w:szCs w:val="20"/>
+                <w:lang w:val="en-US"/>
+              </w:rPr>
               <w:t>7</w:t>
             </w:r>
-            <w:proofErr w:type="spellEnd"/>
             <w:r>
               <w:rPr>
                 <w:sz w:val="20"/>
@@ -4329,7 +3428,6 @@
           <w14:ligatures w14:val="none"/>
         </w:rPr>
       </w:pPr>
-      <w:proofErr w:type="spellStart"/>
       <w:r>
         <w:rPr>
           <w:rFonts w:ascii="Arial" w:eastAsia="Times New Roman" w:hAnsi="Arial" w:cs="Times New Roman"/>
@@ -4341,7 +3439,6 @@
         </w:rPr>
         <w:t>A.2.8</w:t>
       </w:r>
-      <w:proofErr w:type="spellEnd"/>
       <w:r>
         <w:rPr>
           <w:rFonts w:ascii="Arial" w:eastAsia="Times New Roman" w:hAnsi="Arial" w:cs="Times New Roman"/>
@@ -4375,33 +3472,7 @@
           <w:lang w:val="en-GB" w:eastAsia="en-GB"/>
           <w14:ligatures w14:val="none"/>
         </w:rPr>
-        <w:t>2 (</w:t>
-      </w:r>
-      <w:proofErr w:type="spellStart"/>
-      <w:r>
-        <w:rPr>
-          <w:rFonts w:ascii="Arial" w:eastAsia="Times New Roman" w:hAnsi="Arial" w:cs="Times New Roman"/>
-          <w:kern w:val="0"/>
-          <w:sz w:val="32"/>
-          <w:szCs w:val="18"/>
-          <w:highlight w:val="green"/>
-          <w:lang w:val="en-GB" w:eastAsia="en-GB"/>
-          <w14:ligatures w14:val="none"/>
-        </w:rPr>
-        <w:t>SS2</w:t>
-      </w:r>
-      <w:proofErr w:type="spellEnd"/>
-      <w:r>
-        <w:rPr>
-          <w:rFonts w:ascii="Arial" w:eastAsia="Times New Roman" w:hAnsi="Arial" w:cs="Times New Roman"/>
-          <w:kern w:val="0"/>
-          <w:sz w:val="32"/>
-          <w:szCs w:val="18"/>
-          <w:highlight w:val="green"/>
-          <w:lang w:val="en-GB" w:eastAsia="en-GB"/>
-          <w14:ligatures w14:val="none"/>
-        </w:rPr>
-        <w:t>)</w:t>
+        <w:t>2 (SS2)</w:t>
       </w:r>
       <w:r>
         <w:rPr>
@@ -4496,16 +3567,7 @@
                 <w:szCs w:val="20"/>
                 <w:lang w:val="en-US"/>
               </w:rPr>
-              <w:t xml:space="preserve"> (</w:t>
-            </w:r>
-            <w:proofErr w:type="spellStart"/>
-            <w:r>
-              <w:rPr>
-                <w:sz w:val="20"/>
-                <w:szCs w:val="20"/>
-                <w:lang w:val="en-US"/>
-              </w:rPr>
-              <w:t>0x0</w:t>
+              <w:t xml:space="preserve"> (0x0</w:t>
             </w:r>
             <w:r>
               <w:rPr>
@@ -4515,7 +3577,6 @@
               </w:rPr>
               <w:t>8</w:t>
             </w:r>
-            <w:proofErr w:type="spellEnd"/>
             <w:r>
               <w:rPr>
                 <w:sz w:val="20"/>
@@ -4552,16 +3613,7 @@
                 <w:szCs w:val="20"/>
                 <w:lang w:val="en-US"/>
               </w:rPr>
-              <w:t xml:space="preserve"> (deprecated, use </w:t>
-            </w:r>
-            <w:proofErr w:type="spellStart"/>
-            <w:r>
-              <w:rPr>
-                <w:sz w:val="20"/>
-                <w:szCs w:val="20"/>
-                <w:lang w:val="en-US"/>
-              </w:rPr>
-              <w:t>0x1</w:t>
+              <w:t xml:space="preserve"> (deprecated, use 0x1</w:t>
             </w:r>
             <w:r>
               <w:rPr>
@@ -4571,7 +3623,6 @@
               </w:rPr>
               <w:t>8</w:t>
             </w:r>
-            <w:proofErr w:type="spellEnd"/>
             <w:r>
               <w:rPr>
                 <w:sz w:val="20"/>
@@ -4580,15 +3631,14 @@
               </w:rPr>
               <w:t xml:space="preserve"> instead)</w:t>
             </w:r>
-          </w:p>
-          <w:p>
-            <w:pPr>
-              <w:rPr>
-                <w:sz w:val="20"/>
-                <w:szCs w:val="20"/>
-                <w:lang w:val="en-US"/>
-              </w:rPr>
-            </w:pPr>
+            <w:r>
+              <w:rPr>
+                <w:sz w:val="20"/>
+                <w:szCs w:val="20"/>
+                <w:lang w:val="en-US"/>
+              </w:rPr>
+              <w:br/>
+            </w:r>
             <w:r>
               <w:rPr>
                 <w:sz w:val="20"/>
@@ -4617,16 +3667,7 @@
                 <w:szCs w:val="20"/>
                 <w:lang w:val="en-US"/>
               </w:rPr>
-              <w:t xml:space="preserve">Use tables in subclause </w:t>
-            </w:r>
-            <w:proofErr w:type="spellStart"/>
-            <w:r>
-              <w:rPr>
-                <w:sz w:val="20"/>
-                <w:szCs w:val="20"/>
-                <w:lang w:val="en-US"/>
-              </w:rPr>
-              <w:t>A.4.1</w:t>
+              <w:t xml:space="preserve">Use tables in </w:t>
             </w:r>
             <w:r>
               <w:rPr>
@@ -4634,9 +3675,24 @@
                 <w:szCs w:val="20"/>
                 <w:lang w:val="en-US"/>
               </w:rPr>
+              <w:t>section</w:t>
+            </w:r>
+            <w:r>
+              <w:rPr>
+                <w:sz w:val="20"/>
+                <w:szCs w:val="20"/>
+                <w:lang w:val="en-US"/>
+              </w:rPr>
+              <w:t xml:space="preserve"> A.4.1</w:t>
+            </w:r>
+            <w:r>
+              <w:rPr>
+                <w:sz w:val="20"/>
+                <w:szCs w:val="20"/>
+                <w:lang w:val="en-US"/>
+              </w:rPr>
               <w:t>8</w:t>
             </w:r>
-            <w:proofErr w:type="spellEnd"/>
             <w:r>
               <w:rPr>
                 <w:sz w:val="20"/>
@@ -4686,7 +3742,6 @@
           <w14:ligatures w14:val="none"/>
         </w:rPr>
       </w:pPr>
-      <w:proofErr w:type="spellStart"/>
       <w:r>
         <w:rPr>
           <w:rFonts w:ascii="Arial" w:eastAsia="Times New Roman" w:hAnsi="Arial" w:cs="Times New Roman"/>
@@ -4698,7 +3753,6 @@
         </w:rPr>
         <w:t>A.2.9</w:t>
       </w:r>
-      <w:proofErr w:type="spellEnd"/>
       <w:r>
         <w:rPr>
           <w:rFonts w:ascii="Arial" w:eastAsia="Times New Roman" w:hAnsi="Arial" w:cs="Times New Roman"/>
@@ -4732,33 +3786,7 @@
           <w:lang w:val="en-GB" w:eastAsia="en-GB"/>
           <w14:ligatures w14:val="none"/>
         </w:rPr>
-        <w:t>2 (</w:t>
-      </w:r>
-      <w:proofErr w:type="spellStart"/>
-      <w:r>
-        <w:rPr>
-          <w:rFonts w:ascii="Arial" w:eastAsia="Times New Roman" w:hAnsi="Arial" w:cs="Times New Roman"/>
-          <w:kern w:val="0"/>
-          <w:sz w:val="32"/>
-          <w:szCs w:val="18"/>
-          <w:highlight w:val="green"/>
-          <w:lang w:val="en-GB" w:eastAsia="en-GB"/>
-          <w14:ligatures w14:val="none"/>
-        </w:rPr>
-        <w:t>SS2</w:t>
-      </w:r>
-      <w:proofErr w:type="spellEnd"/>
-      <w:r>
-        <w:rPr>
-          <w:rFonts w:ascii="Arial" w:eastAsia="Times New Roman" w:hAnsi="Arial" w:cs="Times New Roman"/>
-          <w:kern w:val="0"/>
-          <w:sz w:val="32"/>
-          <w:szCs w:val="18"/>
-          <w:highlight w:val="green"/>
-          <w:lang w:val="en-GB" w:eastAsia="en-GB"/>
-          <w14:ligatures w14:val="none"/>
-        </w:rPr>
-        <w:t>)</w:t>
+        <w:t>2 (SS2)</w:t>
       </w:r>
       <w:r>
         <w:rPr>
@@ -4858,16 +3886,7 @@
                 <w:szCs w:val="20"/>
                 <w:lang w:val="en-US"/>
               </w:rPr>
-              <w:t>1 (</w:t>
-            </w:r>
-            <w:proofErr w:type="spellStart"/>
-            <w:r>
-              <w:rPr>
-                <w:sz w:val="20"/>
-                <w:szCs w:val="20"/>
-                <w:lang w:val="en-US"/>
-              </w:rPr>
-              <w:t>0x0</w:t>
+              <w:t>1 (0x0</w:t>
             </w:r>
             <w:r>
               <w:rPr>
@@ -4877,7 +3896,6 @@
               </w:rPr>
               <w:t>9</w:t>
             </w:r>
-            <w:proofErr w:type="spellEnd"/>
             <w:r>
               <w:rPr>
                 <w:sz w:val="20"/>
@@ -4914,16 +3932,7 @@
                 <w:szCs w:val="20"/>
                 <w:lang w:val="en-US"/>
               </w:rPr>
-              <w:t xml:space="preserve"> (deprecated, use </w:t>
-            </w:r>
-            <w:proofErr w:type="spellStart"/>
-            <w:r>
-              <w:rPr>
-                <w:sz w:val="20"/>
-                <w:szCs w:val="20"/>
-                <w:lang w:val="en-US"/>
-              </w:rPr>
-              <w:t>0x1</w:t>
+              <w:t xml:space="preserve"> (deprecated, use 0x1</w:t>
             </w:r>
             <w:r>
               <w:rPr>
@@ -4933,7 +3942,6 @@
               </w:rPr>
               <w:t>9</w:t>
             </w:r>
-            <w:proofErr w:type="spellEnd"/>
             <w:r>
               <w:rPr>
                 <w:sz w:val="20"/>
@@ -4942,15 +3950,22 @@
               </w:rPr>
               <w:t xml:space="preserve"> instead)</w:t>
             </w:r>
-          </w:p>
-          <w:p>
-            <w:pPr>
-              <w:rPr>
-                <w:sz w:val="20"/>
-                <w:szCs w:val="20"/>
-                <w:lang w:val="en-US"/>
-              </w:rPr>
-            </w:pPr>
+            <w:r>
+              <w:rPr>
+                <w:sz w:val="20"/>
+                <w:szCs w:val="20"/>
+                <w:lang w:val="en-US"/>
+              </w:rPr>
+              <w:t>-</w:t>
+            </w:r>
+            <w:r>
+              <w:rPr>
+                <w:sz w:val="20"/>
+                <w:szCs w:val="20"/>
+                <w:lang w:val="en-US"/>
+              </w:rPr>
+              <w:br/>
+            </w:r>
             <w:r>
               <w:rPr>
                 <w:sz w:val="20"/>
@@ -4979,16 +3994,7 @@
                 <w:szCs w:val="20"/>
                 <w:lang w:val="en-US"/>
               </w:rPr>
-              <w:t xml:space="preserve">Use tables in subclause </w:t>
-            </w:r>
-            <w:proofErr w:type="spellStart"/>
-            <w:r>
-              <w:rPr>
-                <w:sz w:val="20"/>
-                <w:szCs w:val="20"/>
-                <w:lang w:val="en-US"/>
-              </w:rPr>
-              <w:t>A.4.1</w:t>
+              <w:t xml:space="preserve">Use tables in </w:t>
             </w:r>
             <w:r>
               <w:rPr>
@@ -4996,9 +4002,24 @@
                 <w:szCs w:val="20"/>
                 <w:lang w:val="en-US"/>
               </w:rPr>
+              <w:t>section</w:t>
+            </w:r>
+            <w:r>
+              <w:rPr>
+                <w:sz w:val="20"/>
+                <w:szCs w:val="20"/>
+                <w:lang w:val="en-US"/>
+              </w:rPr>
+              <w:t xml:space="preserve"> A.4.1</w:t>
+            </w:r>
+            <w:r>
+              <w:rPr>
+                <w:sz w:val="20"/>
+                <w:szCs w:val="20"/>
+                <w:lang w:val="en-US"/>
+              </w:rPr>
               <w:t>9</w:t>
             </w:r>
-            <w:proofErr w:type="spellEnd"/>
             <w:r>
               <w:rPr>
                 <w:sz w:val="20"/>
@@ -5048,7 +4069,6 @@
           <w14:ligatures w14:val="none"/>
         </w:rPr>
       </w:pPr>
-      <w:proofErr w:type="spellStart"/>
       <w:r>
         <w:rPr>
           <w:rFonts w:ascii="Arial" w:eastAsia="Times New Roman" w:hAnsi="Arial" w:cs="Times New Roman"/>
@@ -5061,7 +4081,6 @@
         <w:lastRenderedPageBreak/>
         <w:t>A.2.10</w:t>
       </w:r>
-      <w:proofErr w:type="spellEnd"/>
       <w:r>
         <w:rPr>
           <w:rFonts w:ascii="Arial" w:eastAsia="Times New Roman" w:hAnsi="Arial" w:cs="Times New Roman"/>
@@ -5095,33 +4114,7 @@
           <w:lang w:val="en-GB" w:eastAsia="en-GB"/>
           <w14:ligatures w14:val="none"/>
         </w:rPr>
-        <w:t>2 (</w:t>
-      </w:r>
-      <w:proofErr w:type="spellStart"/>
-      <w:r>
-        <w:rPr>
-          <w:rFonts w:ascii="Arial" w:eastAsia="Times New Roman" w:hAnsi="Arial" w:cs="Times New Roman"/>
-          <w:kern w:val="0"/>
-          <w:sz w:val="32"/>
-          <w:szCs w:val="18"/>
-          <w:highlight w:val="green"/>
-          <w:lang w:val="en-GB" w:eastAsia="en-GB"/>
-          <w14:ligatures w14:val="none"/>
-        </w:rPr>
-        <w:t>SS2</w:t>
-      </w:r>
-      <w:proofErr w:type="spellEnd"/>
-      <w:r>
-        <w:rPr>
-          <w:rFonts w:ascii="Arial" w:eastAsia="Times New Roman" w:hAnsi="Arial" w:cs="Times New Roman"/>
-          <w:kern w:val="0"/>
-          <w:sz w:val="32"/>
-          <w:szCs w:val="18"/>
-          <w:highlight w:val="green"/>
-          <w:lang w:val="en-GB" w:eastAsia="en-GB"/>
-          <w14:ligatures w14:val="none"/>
-        </w:rPr>
-        <w:t>)</w:t>
+        <w:t>2 (SS2)</w:t>
       </w:r>
       <w:r>
         <w:rPr>
@@ -5229,16 +4222,7 @@
                 <w:szCs w:val="20"/>
                 <w:lang w:val="en-US"/>
               </w:rPr>
-              <w:t xml:space="preserve"> (</w:t>
-            </w:r>
-            <w:proofErr w:type="spellStart"/>
-            <w:r>
-              <w:rPr>
-                <w:sz w:val="20"/>
-                <w:szCs w:val="20"/>
-                <w:lang w:val="en-US"/>
-              </w:rPr>
-              <w:t>0x0</w:t>
+              <w:t xml:space="preserve"> (0x0</w:t>
             </w:r>
             <w:r>
               <w:rPr>
@@ -5248,7 +4232,6 @@
               </w:rPr>
               <w:t>A</w:t>
             </w:r>
-            <w:proofErr w:type="spellEnd"/>
             <w:r>
               <w:rPr>
                 <w:sz w:val="20"/>
@@ -5285,16 +4268,7 @@
                 <w:szCs w:val="20"/>
                 <w:lang w:val="en-US"/>
               </w:rPr>
-              <w:t xml:space="preserve"> (deprecated, use </w:t>
-            </w:r>
-            <w:proofErr w:type="spellStart"/>
-            <w:r>
-              <w:rPr>
-                <w:sz w:val="20"/>
-                <w:szCs w:val="20"/>
-                <w:lang w:val="en-US"/>
-              </w:rPr>
-              <w:t>0x1</w:t>
+              <w:t xml:space="preserve"> (deprecated, use 0x1</w:t>
             </w:r>
             <w:r>
               <w:rPr>
@@ -5304,7 +4278,6 @@
               </w:rPr>
               <w:t>A</w:t>
             </w:r>
-            <w:proofErr w:type="spellEnd"/>
             <w:r>
               <w:rPr>
                 <w:sz w:val="20"/>
@@ -5313,15 +4286,14 @@
               </w:rPr>
               <w:t xml:space="preserve"> instead)</w:t>
             </w:r>
-          </w:p>
-          <w:p>
-            <w:pPr>
-              <w:rPr>
-                <w:sz w:val="20"/>
-                <w:szCs w:val="20"/>
-                <w:lang w:val="en-US"/>
-              </w:rPr>
-            </w:pPr>
+            <w:r>
+              <w:rPr>
+                <w:sz w:val="20"/>
+                <w:szCs w:val="20"/>
+                <w:lang w:val="en-US"/>
+              </w:rPr>
+              <w:br/>
+            </w:r>
             <w:r>
               <w:rPr>
                 <w:sz w:val="20"/>
@@ -5350,16 +4322,7 @@
                 <w:szCs w:val="20"/>
                 <w:lang w:val="en-US"/>
               </w:rPr>
-              <w:t xml:space="preserve">Use tables in subclause </w:t>
-            </w:r>
-            <w:proofErr w:type="spellStart"/>
-            <w:r>
-              <w:rPr>
-                <w:sz w:val="20"/>
-                <w:szCs w:val="20"/>
-                <w:lang w:val="en-US"/>
-              </w:rPr>
-              <w:t>A.4.1</w:t>
+              <w:t xml:space="preserve">Use tables in </w:t>
             </w:r>
             <w:r>
               <w:rPr>
@@ -5367,9 +4330,24 @@
                 <w:szCs w:val="20"/>
                 <w:lang w:val="en-US"/>
               </w:rPr>
+              <w:t>section</w:t>
+            </w:r>
+            <w:r>
+              <w:rPr>
+                <w:sz w:val="20"/>
+                <w:szCs w:val="20"/>
+                <w:lang w:val="en-US"/>
+              </w:rPr>
+              <w:t xml:space="preserve"> A.4.1</w:t>
+            </w:r>
+            <w:r>
+              <w:rPr>
+                <w:sz w:val="20"/>
+                <w:szCs w:val="20"/>
+                <w:lang w:val="en-US"/>
+              </w:rPr>
               <w:t>A</w:t>
             </w:r>
-            <w:proofErr w:type="spellEnd"/>
             <w:r>
               <w:rPr>
                 <w:sz w:val="20"/>
@@ -5419,7 +4397,6 @@
           <w14:ligatures w14:val="none"/>
         </w:rPr>
       </w:pPr>
-      <w:proofErr w:type="spellStart"/>
       <w:r>
         <w:rPr>
           <w:rFonts w:ascii="Arial" w:eastAsia="Times New Roman" w:hAnsi="Arial" w:cs="Times New Roman"/>
@@ -5431,7 +4408,6 @@
         </w:rPr>
         <w:t>A.2.11</w:t>
       </w:r>
-      <w:proofErr w:type="spellEnd"/>
       <w:r>
         <w:rPr>
           <w:rFonts w:ascii="Arial" w:eastAsia="Times New Roman" w:hAnsi="Arial" w:cs="Times New Roman"/>
@@ -5465,33 +4441,7 @@
           <w:lang w:val="en-GB" w:eastAsia="en-GB"/>
           <w14:ligatures w14:val="none"/>
         </w:rPr>
-        <w:t>2 (</w:t>
-      </w:r>
-      <w:proofErr w:type="spellStart"/>
-      <w:r>
-        <w:rPr>
-          <w:rFonts w:ascii="Arial" w:eastAsia="Times New Roman" w:hAnsi="Arial" w:cs="Times New Roman"/>
-          <w:kern w:val="0"/>
-          <w:sz w:val="32"/>
-          <w:szCs w:val="18"/>
-          <w:highlight w:val="green"/>
-          <w:lang w:val="en-GB" w:eastAsia="en-GB"/>
-          <w14:ligatures w14:val="none"/>
-        </w:rPr>
-        <w:t>SS2</w:t>
-      </w:r>
-      <w:proofErr w:type="spellEnd"/>
-      <w:r>
-        <w:rPr>
-          <w:rFonts w:ascii="Arial" w:eastAsia="Times New Roman" w:hAnsi="Arial" w:cs="Times New Roman"/>
-          <w:kern w:val="0"/>
-          <w:sz w:val="32"/>
-          <w:szCs w:val="18"/>
-          <w:highlight w:val="green"/>
-          <w:lang w:val="en-GB" w:eastAsia="en-GB"/>
-          <w14:ligatures w14:val="none"/>
-        </w:rPr>
-        <w:t>)</w:t>
+        <w:t>2 (SS2)</w:t>
       </w:r>
       <w:r>
         <w:rPr>
@@ -5583,16 +4533,7 @@
                 <w:szCs w:val="20"/>
                 <w:lang w:val="en-US"/>
               </w:rPr>
-              <w:t xml:space="preserve"> (</w:t>
-            </w:r>
-            <w:proofErr w:type="spellStart"/>
-            <w:r>
-              <w:rPr>
-                <w:sz w:val="20"/>
-                <w:szCs w:val="20"/>
-                <w:lang w:val="en-US"/>
-              </w:rPr>
-              <w:t>0x0</w:t>
+              <w:t xml:space="preserve"> (0x0</w:t>
             </w:r>
             <w:r>
               <w:rPr>
@@ -5602,7 +4543,6 @@
               </w:rPr>
               <w:t>B</w:t>
             </w:r>
-            <w:proofErr w:type="spellEnd"/>
             <w:r>
               <w:rPr>
                 <w:sz w:val="20"/>
@@ -5639,16 +4579,7 @@
                 <w:szCs w:val="20"/>
                 <w:lang w:val="en-US"/>
               </w:rPr>
-              <w:t xml:space="preserve"> (deprecated, use </w:t>
-            </w:r>
-            <w:proofErr w:type="spellStart"/>
-            <w:r>
-              <w:rPr>
-                <w:sz w:val="20"/>
-                <w:szCs w:val="20"/>
-                <w:lang w:val="en-US"/>
-              </w:rPr>
-              <w:t>0x1</w:t>
+              <w:t xml:space="preserve"> (deprecated, use 0x1</w:t>
             </w:r>
             <w:r>
               <w:rPr>
@@ -5658,7 +4589,6 @@
               </w:rPr>
               <w:t>B</w:t>
             </w:r>
-            <w:proofErr w:type="spellEnd"/>
             <w:r>
               <w:rPr>
                 <w:sz w:val="20"/>
@@ -5667,15 +4597,14 @@
               </w:rPr>
               <w:t xml:space="preserve"> instead)</w:t>
             </w:r>
-          </w:p>
-          <w:p>
-            <w:pPr>
-              <w:rPr>
-                <w:sz w:val="20"/>
-                <w:szCs w:val="20"/>
-                <w:lang w:val="en-US"/>
-              </w:rPr>
-            </w:pPr>
+            <w:r>
+              <w:rPr>
+                <w:sz w:val="20"/>
+                <w:szCs w:val="20"/>
+                <w:lang w:val="en-US"/>
+              </w:rPr>
+              <w:br/>
+            </w:r>
             <w:r>
               <w:rPr>
                 <w:sz w:val="20"/>
@@ -5704,16 +4633,7 @@
                 <w:szCs w:val="20"/>
                 <w:lang w:val="en-US"/>
               </w:rPr>
-              <w:t xml:space="preserve">Use tables in subclause </w:t>
-            </w:r>
-            <w:proofErr w:type="spellStart"/>
-            <w:r>
-              <w:rPr>
-                <w:sz w:val="20"/>
-                <w:szCs w:val="20"/>
-                <w:lang w:val="en-US"/>
-              </w:rPr>
-              <w:t>A.4.1</w:t>
+              <w:t xml:space="preserve">Use tables in </w:t>
             </w:r>
             <w:r>
               <w:rPr>
@@ -5721,9 +4641,24 @@
                 <w:szCs w:val="20"/>
                 <w:lang w:val="en-US"/>
               </w:rPr>
+              <w:t>section</w:t>
+            </w:r>
+            <w:r>
+              <w:rPr>
+                <w:sz w:val="20"/>
+                <w:szCs w:val="20"/>
+                <w:lang w:val="en-US"/>
+              </w:rPr>
+              <w:t xml:space="preserve"> A.4.1</w:t>
+            </w:r>
+            <w:r>
+              <w:rPr>
+                <w:sz w:val="20"/>
+                <w:szCs w:val="20"/>
+                <w:lang w:val="en-US"/>
+              </w:rPr>
               <w:t>B</w:t>
             </w:r>
-            <w:proofErr w:type="spellEnd"/>
             <w:r>
               <w:rPr>
                 <w:sz w:val="20"/>
@@ -5773,7 +4708,6 @@
           <w14:ligatures w14:val="none"/>
         </w:rPr>
       </w:pPr>
-      <w:proofErr w:type="spellStart"/>
       <w:r>
         <w:rPr>
           <w:rFonts w:ascii="Arial" w:eastAsia="Times New Roman" w:hAnsi="Arial" w:cs="Times New Roman"/>
@@ -5785,7 +4719,6 @@
         </w:rPr>
         <w:t>A.2.12</w:t>
       </w:r>
-      <w:proofErr w:type="spellEnd"/>
       <w:r>
         <w:rPr>
           <w:rFonts w:ascii="Arial" w:eastAsia="Times New Roman" w:hAnsi="Arial" w:cs="Times New Roman"/>
@@ -5819,33 +4752,7 @@
           <w:lang w:val="en-GB" w:eastAsia="en-GB"/>
           <w14:ligatures w14:val="none"/>
         </w:rPr>
-        <w:t>2 (</w:t>
-      </w:r>
-      <w:proofErr w:type="spellStart"/>
-      <w:r>
-        <w:rPr>
-          <w:rFonts w:ascii="Arial" w:eastAsia="Times New Roman" w:hAnsi="Arial" w:cs="Times New Roman"/>
-          <w:kern w:val="0"/>
-          <w:sz w:val="32"/>
-          <w:szCs w:val="18"/>
-          <w:highlight w:val="green"/>
-          <w:lang w:val="en-GB" w:eastAsia="en-GB"/>
-          <w14:ligatures w14:val="none"/>
-        </w:rPr>
-        <w:t>SS2</w:t>
-      </w:r>
-      <w:proofErr w:type="spellEnd"/>
-      <w:r>
-        <w:rPr>
-          <w:rFonts w:ascii="Arial" w:eastAsia="Times New Roman" w:hAnsi="Arial" w:cs="Times New Roman"/>
-          <w:kern w:val="0"/>
-          <w:sz w:val="32"/>
-          <w:szCs w:val="18"/>
-          <w:highlight w:val="green"/>
-          <w:lang w:val="en-GB" w:eastAsia="en-GB"/>
-          <w14:ligatures w14:val="none"/>
-        </w:rPr>
-        <w:t>)</w:t>
+        <w:t>2 (SS2)</w:t>
       </w:r>
       <w:r>
         <w:rPr>
@@ -5945,16 +4852,7 @@
                 <w:szCs w:val="20"/>
                 <w:lang w:val="en-US"/>
               </w:rPr>
-              <w:t xml:space="preserve"> (</w:t>
-            </w:r>
-            <w:proofErr w:type="spellStart"/>
-            <w:r>
-              <w:rPr>
-                <w:sz w:val="20"/>
-                <w:szCs w:val="20"/>
-                <w:lang w:val="en-US"/>
-              </w:rPr>
-              <w:t>0x0</w:t>
+              <w:t xml:space="preserve"> (0x0</w:t>
             </w:r>
             <w:r>
               <w:rPr>
@@ -5964,7 +4862,6 @@
               </w:rPr>
               <w:t>C</w:t>
             </w:r>
-            <w:proofErr w:type="spellEnd"/>
             <w:r>
               <w:rPr>
                 <w:sz w:val="20"/>
@@ -6001,16 +4898,7 @@
                 <w:szCs w:val="20"/>
                 <w:lang w:val="en-US"/>
               </w:rPr>
-              <w:t xml:space="preserve"> (deprecated, use </w:t>
-            </w:r>
-            <w:proofErr w:type="spellStart"/>
-            <w:r>
-              <w:rPr>
-                <w:sz w:val="20"/>
-                <w:szCs w:val="20"/>
-                <w:lang w:val="en-US"/>
-              </w:rPr>
-              <w:t>0x1</w:t>
+              <w:t xml:space="preserve"> (deprecated, use 0x1</w:t>
             </w:r>
             <w:r>
               <w:rPr>
@@ -6020,7 +4908,6 @@
               </w:rPr>
               <w:t>C</w:t>
             </w:r>
-            <w:proofErr w:type="spellEnd"/>
             <w:r>
               <w:rPr>
                 <w:sz w:val="20"/>
@@ -6029,15 +4916,14 @@
               </w:rPr>
               <w:t xml:space="preserve"> instead)</w:t>
             </w:r>
-          </w:p>
-          <w:p>
-            <w:pPr>
-              <w:rPr>
-                <w:sz w:val="20"/>
-                <w:szCs w:val="20"/>
-                <w:lang w:val="en-US"/>
-              </w:rPr>
-            </w:pPr>
+            <w:r>
+              <w:rPr>
+                <w:sz w:val="20"/>
+                <w:szCs w:val="20"/>
+                <w:lang w:val="en-US"/>
+              </w:rPr>
+              <w:br/>
+            </w:r>
             <w:r>
               <w:rPr>
                 <w:sz w:val="20"/>
@@ -6066,16 +4952,7 @@
                 <w:szCs w:val="20"/>
                 <w:lang w:val="en-US"/>
               </w:rPr>
-              <w:t xml:space="preserve">Use tables in subclause </w:t>
-            </w:r>
-            <w:proofErr w:type="spellStart"/>
-            <w:r>
-              <w:rPr>
-                <w:sz w:val="20"/>
-                <w:szCs w:val="20"/>
-                <w:lang w:val="en-US"/>
-              </w:rPr>
-              <w:t>A.4.1</w:t>
+              <w:t xml:space="preserve">Use tables in </w:t>
             </w:r>
             <w:r>
               <w:rPr>
@@ -6083,9 +4960,24 @@
                 <w:szCs w:val="20"/>
                 <w:lang w:val="en-US"/>
               </w:rPr>
+              <w:t>section</w:t>
+            </w:r>
+            <w:r>
+              <w:rPr>
+                <w:sz w:val="20"/>
+                <w:szCs w:val="20"/>
+                <w:lang w:val="en-US"/>
+              </w:rPr>
+              <w:t xml:space="preserve"> A.4.1</w:t>
+            </w:r>
+            <w:r>
+              <w:rPr>
+                <w:sz w:val="20"/>
+                <w:szCs w:val="20"/>
+                <w:lang w:val="en-US"/>
+              </w:rPr>
               <w:t>C</w:t>
             </w:r>
-            <w:proofErr w:type="spellEnd"/>
             <w:r>
               <w:rPr>
                 <w:sz w:val="20"/>
@@ -6135,7 +5027,6 @@
           <w14:ligatures w14:val="none"/>
         </w:rPr>
       </w:pPr>
-      <w:proofErr w:type="spellStart"/>
       <w:r>
         <w:rPr>
           <w:rFonts w:ascii="Arial" w:eastAsia="Times New Roman" w:hAnsi="Arial" w:cs="Times New Roman"/>
@@ -6147,7 +5038,6 @@
         </w:rPr>
         <w:t>A.2.13</w:t>
       </w:r>
-      <w:proofErr w:type="spellEnd"/>
       <w:r>
         <w:rPr>
           <w:rFonts w:ascii="Arial" w:eastAsia="Times New Roman" w:hAnsi="Arial" w:cs="Times New Roman"/>
@@ -6181,33 +5071,7 @@
           <w:lang w:val="en-GB" w:eastAsia="en-GB"/>
           <w14:ligatures w14:val="none"/>
         </w:rPr>
-        <w:t>2 (</w:t>
-      </w:r>
-      <w:proofErr w:type="spellStart"/>
-      <w:r>
-        <w:rPr>
-          <w:rFonts w:ascii="Arial" w:eastAsia="Times New Roman" w:hAnsi="Arial" w:cs="Times New Roman"/>
-          <w:kern w:val="0"/>
-          <w:sz w:val="32"/>
-          <w:szCs w:val="18"/>
-          <w:highlight w:val="green"/>
-          <w:lang w:val="en-GB" w:eastAsia="en-GB"/>
-          <w14:ligatures w14:val="none"/>
-        </w:rPr>
-        <w:t>SS2</w:t>
-      </w:r>
-      <w:proofErr w:type="spellEnd"/>
-      <w:r>
-        <w:rPr>
-          <w:rFonts w:ascii="Arial" w:eastAsia="Times New Roman" w:hAnsi="Arial" w:cs="Times New Roman"/>
-          <w:kern w:val="0"/>
-          <w:sz w:val="32"/>
-          <w:szCs w:val="18"/>
-          <w:highlight w:val="green"/>
-          <w:lang w:val="en-GB" w:eastAsia="en-GB"/>
-          <w14:ligatures w14:val="none"/>
-        </w:rPr>
-        <w:t>)</w:t>
+        <w:t>2 (SS2)</w:t>
       </w:r>
       <w:r>
         <w:rPr>
@@ -6302,16 +5166,7 @@
                 <w:szCs w:val="20"/>
                 <w:lang w:val="en-US"/>
               </w:rPr>
-              <w:t xml:space="preserve"> (</w:t>
-            </w:r>
-            <w:proofErr w:type="spellStart"/>
-            <w:r>
-              <w:rPr>
-                <w:sz w:val="20"/>
-                <w:szCs w:val="20"/>
-                <w:lang w:val="en-US"/>
-              </w:rPr>
-              <w:t>0x</w:t>
+              <w:t xml:space="preserve"> (0x</w:t>
             </w:r>
             <w:r>
               <w:rPr>
@@ -6321,7 +5176,6 @@
               </w:rPr>
               <w:t>0D</w:t>
             </w:r>
-            <w:proofErr w:type="spellEnd"/>
             <w:r>
               <w:rPr>
                 <w:sz w:val="20"/>
@@ -6358,16 +5212,7 @@
                 <w:szCs w:val="20"/>
                 <w:lang w:val="en-US"/>
               </w:rPr>
-              <w:t xml:space="preserve"> (deprecated, use </w:t>
-            </w:r>
-            <w:proofErr w:type="spellStart"/>
-            <w:r>
-              <w:rPr>
-                <w:sz w:val="20"/>
-                <w:szCs w:val="20"/>
-                <w:lang w:val="en-US"/>
-              </w:rPr>
-              <w:t>0x1</w:t>
+              <w:t xml:space="preserve"> (deprecated, use 0x1</w:t>
             </w:r>
             <w:r>
               <w:rPr>
@@ -6377,7 +5222,6 @@
               </w:rPr>
               <w:t>3</w:t>
             </w:r>
-            <w:proofErr w:type="spellEnd"/>
             <w:r>
               <w:rPr>
                 <w:sz w:val="20"/>
@@ -6386,15 +5230,14 @@
               </w:rPr>
               <w:t xml:space="preserve"> instead)</w:t>
             </w:r>
-          </w:p>
-          <w:p>
-            <w:pPr>
-              <w:rPr>
-                <w:sz w:val="20"/>
-                <w:szCs w:val="20"/>
-                <w:lang w:val="en-US"/>
-              </w:rPr>
-            </w:pPr>
+            <w:r>
+              <w:rPr>
+                <w:sz w:val="20"/>
+                <w:szCs w:val="20"/>
+                <w:lang w:val="en-US"/>
+              </w:rPr>
+              <w:br/>
+            </w:r>
             <w:r>
               <w:rPr>
                 <w:sz w:val="20"/>
@@ -6423,16 +5266,7 @@
                 <w:szCs w:val="20"/>
                 <w:lang w:val="en-US"/>
               </w:rPr>
-              <w:t xml:space="preserve">Use tables in subclause </w:t>
-            </w:r>
-            <w:proofErr w:type="spellStart"/>
-            <w:r>
-              <w:rPr>
-                <w:sz w:val="20"/>
-                <w:szCs w:val="20"/>
-                <w:lang w:val="en-US"/>
-              </w:rPr>
-              <w:t>A.4.1</w:t>
+              <w:t xml:space="preserve">Use tables in </w:t>
             </w:r>
             <w:r>
               <w:rPr>
@@ -6440,9 +5274,24 @@
                 <w:szCs w:val="20"/>
                 <w:lang w:val="en-US"/>
               </w:rPr>
+              <w:t>section</w:t>
+            </w:r>
+            <w:r>
+              <w:rPr>
+                <w:sz w:val="20"/>
+                <w:szCs w:val="20"/>
+                <w:lang w:val="en-US"/>
+              </w:rPr>
+              <w:t xml:space="preserve"> A.4.1</w:t>
+            </w:r>
+            <w:r>
+              <w:rPr>
+                <w:sz w:val="20"/>
+                <w:szCs w:val="20"/>
+                <w:lang w:val="en-US"/>
+              </w:rPr>
               <w:t>3</w:t>
             </w:r>
-            <w:proofErr w:type="spellEnd"/>
             <w:r>
               <w:rPr>
                 <w:sz w:val="20"/>
@@ -6496,7 +5345,6 @@
           <w14:ligatures w14:val="none"/>
         </w:rPr>
       </w:pPr>
-      <w:proofErr w:type="spellStart"/>
       <w:r>
         <w:rPr>
           <w:rFonts w:ascii="Arial" w:eastAsia="Times New Roman" w:hAnsi="Arial" w:cs="Times New Roman"/>
@@ -6509,7 +5357,6 @@
         <w:lastRenderedPageBreak/>
         <w:t>A.3</w:t>
       </w:r>
-      <w:proofErr w:type="spellEnd"/>
       <w:r>
         <w:rPr>
           <w:rFonts w:ascii="Arial" w:eastAsia="Times New Roman" w:hAnsi="Arial" w:cs="Times New Roman"/>
@@ -6556,59 +5403,7 @@
           <w:lang w:val="en-GB" w:eastAsia="en-GB"/>
           <w14:ligatures w14:val="none"/>
         </w:rPr>
-        <w:t xml:space="preserve"> for alphabets </w:t>
-      </w:r>
-      <w:proofErr w:type="spellStart"/>
-      <w:r>
-        <w:rPr>
-          <w:rFonts w:ascii="Arial" w:eastAsia="Times New Roman" w:hAnsi="Arial" w:cs="Times New Roman"/>
-          <w:kern w:val="0"/>
-          <w:sz w:val="36"/>
-          <w:szCs w:val="22"/>
-          <w:highlight w:val="green"/>
-          <w:lang w:val="en-GB" w:eastAsia="en-GB"/>
-          <w14:ligatures w14:val="none"/>
-        </w:rPr>
-        <w:t>0x01</w:t>
-      </w:r>
-      <w:proofErr w:type="spellEnd"/>
-      <w:r>
-        <w:rPr>
-          <w:rFonts w:ascii="Arial" w:eastAsia="Times New Roman" w:hAnsi="Arial" w:cs="Times New Roman"/>
-          <w:kern w:val="0"/>
-          <w:sz w:val="36"/>
-          <w:szCs w:val="22"/>
-          <w:highlight w:val="green"/>
-          <w:lang w:val="en-GB" w:eastAsia="en-GB"/>
-          <w14:ligatures w14:val="none"/>
-        </w:rPr>
-        <w:t xml:space="preserve"> to </w:t>
-      </w:r>
-      <w:proofErr w:type="spellStart"/>
-      <w:r>
-        <w:rPr>
-          <w:rFonts w:ascii="Arial" w:eastAsia="Times New Roman" w:hAnsi="Arial" w:cs="Times New Roman"/>
-          <w:kern w:val="0"/>
-          <w:sz w:val="36"/>
-          <w:szCs w:val="22"/>
-          <w:highlight w:val="green"/>
-          <w:lang w:val="en-GB" w:eastAsia="en-GB"/>
-          <w14:ligatures w14:val="none"/>
-        </w:rPr>
-        <w:t>0x0D</w:t>
-      </w:r>
-      <w:proofErr w:type="spellEnd"/>
-      <w:r>
-        <w:rPr>
-          <w:rFonts w:ascii="Arial" w:eastAsia="Times New Roman" w:hAnsi="Arial" w:cs="Times New Roman"/>
-          <w:kern w:val="0"/>
-          <w:sz w:val="36"/>
-          <w:szCs w:val="22"/>
-          <w:highlight w:val="green"/>
-          <w:lang w:val="en-GB" w:eastAsia="en-GB"/>
-          <w14:ligatures w14:val="none"/>
-        </w:rPr>
-        <w:t xml:space="preserve"> </w:t>
+        <w:t xml:space="preserve"> for alphabets 0x01 to 0x0D </w:t>
       </w:r>
       <w:r>
         <w:rPr>
@@ -6673,31 +5468,7 @@
           <w:lang w:val="en-GB" w:eastAsia="en-GB"/>
           <w14:ligatures w14:val="none"/>
         </w:rPr>
-        <w:t xml:space="preserve">), and the default alphabet should still be used for </w:t>
-      </w:r>
-      <w:proofErr w:type="spellStart"/>
-      <w:r>
-        <w:rPr>
-          <w:rFonts w:ascii="Times New Roman" w:eastAsia="Times New Roman" w:hAnsi="Times New Roman" w:cs="Times New Roman"/>
-          <w:kern w:val="0"/>
-          <w:sz w:val="20"/>
-          <w:szCs w:val="20"/>
-          <w:lang w:val="en-GB" w:eastAsia="en-GB"/>
-          <w14:ligatures w14:val="none"/>
-        </w:rPr>
-        <w:t>USSD</w:t>
-      </w:r>
-      <w:proofErr w:type="spellEnd"/>
-      <w:r>
-        <w:rPr>
-          <w:rFonts w:ascii="Times New Roman" w:eastAsia="Times New Roman" w:hAnsi="Times New Roman" w:cs="Times New Roman"/>
-          <w:kern w:val="0"/>
-          <w:sz w:val="20"/>
-          <w:szCs w:val="20"/>
-          <w:lang w:val="en-GB" w:eastAsia="en-GB"/>
-          <w14:ligatures w14:val="none"/>
-        </w:rPr>
-        <w:t xml:space="preserve">. For SMS and CBS </w:t>
+        <w:t xml:space="preserve">), and the default alphabet should still be used for USSD. For SMS and CBS </w:t>
       </w:r>
       <w:r>
         <w:rPr>
@@ -6721,9 +5492,8 @@
           <w:lang w:val="en-GB" w:eastAsia="en-GB"/>
           <w14:ligatures w14:val="none"/>
         </w:rPr>
-        <w:t xml:space="preserve"> use the alphabets given in subclause </w:t>
+        <w:t xml:space="preserve"> use the alphabets given in </w:t>
       </w:r>
-      <w:proofErr w:type="spellStart"/>
       <w:r>
         <w:rPr>
           <w:rFonts w:ascii="Times New Roman" w:eastAsia="Times New Roman" w:hAnsi="Times New Roman" w:cs="Times New Roman"/>
@@ -6733,9 +5503,8 @@
           <w:lang w:val="en-GB" w:eastAsia="en-GB"/>
           <w14:ligatures w14:val="none"/>
         </w:rPr>
-        <w:t>A.4</w:t>
+        <w:t>section</w:t>
       </w:r>
-      <w:proofErr w:type="spellEnd"/>
       <w:r>
         <w:rPr>
           <w:rFonts w:ascii="Times New Roman" w:eastAsia="Times New Roman" w:hAnsi="Times New Roman" w:cs="Times New Roman"/>
@@ -6745,9 +5514,8 @@
           <w:lang w:val="en-GB" w:eastAsia="en-GB"/>
           <w14:ligatures w14:val="none"/>
         </w:rPr>
-        <w:t xml:space="preserve"> or </w:t>
+        <w:t xml:space="preserve"> A.4 or UCS2/UTF16BE (</w:t>
       </w:r>
-      <w:proofErr w:type="spellStart"/>
       <w:r>
         <w:rPr>
           <w:rFonts w:ascii="Times New Roman" w:eastAsia="Times New Roman" w:hAnsi="Times New Roman" w:cs="Times New Roman"/>
@@ -6757,9 +5525,8 @@
           <w:lang w:val="en-GB" w:eastAsia="en-GB"/>
           <w14:ligatures w14:val="none"/>
         </w:rPr>
-        <w:t>UCS2</w:t>
+        <w:t>section</w:t>
       </w:r>
-      <w:proofErr w:type="spellEnd"/>
       <w:r>
         <w:rPr>
           <w:rFonts w:ascii="Times New Roman" w:eastAsia="Times New Roman" w:hAnsi="Times New Roman" w:cs="Times New Roman"/>
@@ -6769,31 +5536,7 @@
           <w:lang w:val="en-GB" w:eastAsia="en-GB"/>
           <w14:ligatures w14:val="none"/>
         </w:rPr>
-        <w:t>/</w:t>
-      </w:r>
-      <w:proofErr w:type="spellStart"/>
-      <w:r>
-        <w:rPr>
-          <w:rFonts w:ascii="Times New Roman" w:eastAsia="Times New Roman" w:hAnsi="Times New Roman" w:cs="Times New Roman"/>
-          <w:kern w:val="0"/>
-          <w:sz w:val="20"/>
-          <w:szCs w:val="20"/>
-          <w:lang w:val="en-GB" w:eastAsia="en-GB"/>
-          <w14:ligatures w14:val="none"/>
-        </w:rPr>
-        <w:t>UTF16BE</w:t>
-      </w:r>
-      <w:proofErr w:type="spellEnd"/>
-      <w:r>
-        <w:rPr>
-          <w:rFonts w:ascii="Times New Roman" w:eastAsia="Times New Roman" w:hAnsi="Times New Roman" w:cs="Times New Roman"/>
-          <w:kern w:val="0"/>
-          <w:sz w:val="20"/>
-          <w:szCs w:val="20"/>
-          <w:lang w:val="en-GB" w:eastAsia="en-GB"/>
-          <w14:ligatures w14:val="none"/>
-        </w:rPr>
-        <w:t xml:space="preserve"> (subclause 6.2.3).</w:t>
+        <w:t xml:space="preserve"> 6.2.3).</w:t>
       </w:r>
     </w:p>
     <w:p>
@@ -6817,7 +5560,6 @@
           <w14:ligatures w14:val="none"/>
         </w:rPr>
       </w:pPr>
-      <w:proofErr w:type="spellStart"/>
       <w:r>
         <w:rPr>
           <w:rFonts w:ascii="Arial" w:eastAsia="Times New Roman" w:hAnsi="Arial" w:cs="Times New Roman"/>
@@ -6829,7 +5571,6 @@
         </w:rPr>
         <w:t>A.3.0</w:t>
       </w:r>
-      <w:proofErr w:type="spellEnd"/>
       <w:r>
         <w:rPr>
           <w:rFonts w:ascii="Arial" w:eastAsia="Times New Roman" w:hAnsi="Arial" w:cs="Times New Roman"/>
@@ -6971,25 +5712,7 @@
                 <w:szCs w:val="20"/>
                 <w:lang w:val="en-US"/>
               </w:rPr>
-              <w:t>00000000 (</w:t>
-            </w:r>
-            <w:proofErr w:type="spellStart"/>
-            <w:r>
-              <w:rPr>
-                <w:sz w:val="20"/>
-                <w:szCs w:val="20"/>
-                <w:lang w:val="en-US"/>
-              </w:rPr>
-              <w:t>0x00</w:t>
-            </w:r>
-            <w:proofErr w:type="spellEnd"/>
-            <w:r>
-              <w:rPr>
-                <w:sz w:val="20"/>
-                <w:szCs w:val="20"/>
-                <w:lang w:val="en-US"/>
-              </w:rPr>
-              <w:t>)</w:t>
+              <w:t>00000000 (0x00)</w:t>
             </w:r>
           </w:p>
         </w:tc>
@@ -7020,43 +5743,7 @@
                 <w:lang w:val="en-US"/>
               </w:rPr>
               <w:br/>
-              <w:t xml:space="preserve">(deprecated, use alphabet with id code </w:t>
-            </w:r>
-            <w:proofErr w:type="spellStart"/>
-            <w:r>
-              <w:rPr>
-                <w:sz w:val="20"/>
-                <w:szCs w:val="20"/>
-                <w:lang w:val="en-US"/>
-              </w:rPr>
-              <w:t>0x10</w:t>
-            </w:r>
-            <w:proofErr w:type="spellEnd"/>
-            <w:r>
-              <w:rPr>
-                <w:sz w:val="20"/>
-                <w:szCs w:val="20"/>
-                <w:lang w:val="en-US"/>
-              </w:rPr>
-              <w:t xml:space="preserve"> (European Latin) or </w:t>
-            </w:r>
-            <w:proofErr w:type="spellStart"/>
-            <w:r>
-              <w:rPr>
-                <w:sz w:val="20"/>
-                <w:szCs w:val="20"/>
-                <w:lang w:val="en-US"/>
-              </w:rPr>
-              <w:t>0x11</w:t>
-            </w:r>
-            <w:proofErr w:type="spellEnd"/>
-            <w:r>
-              <w:rPr>
-                <w:sz w:val="20"/>
-                <w:szCs w:val="20"/>
-                <w:lang w:val="en-US"/>
-              </w:rPr>
-              <w:t xml:space="preserve"> (Greek) instead for SMS and CBS messages).</w:t>
+              <w:t>(deprecated, use alphabet with id code 0x10 (European Latin) or 0x11 (Greek) instead for SMS and CBS messages).</w:t>
             </w:r>
           </w:p>
           <w:p>
@@ -7073,7 +5760,15 @@
                 <w:szCs w:val="20"/>
                 <w:lang w:val="en-US"/>
               </w:rPr>
-              <w:t xml:space="preserve">Table </w:t>
+              <w:t>The base t</w:t>
+            </w:r>
+            <w:r>
+              <w:rPr>
+                <w:sz w:val="20"/>
+                <w:szCs w:val="20"/>
+                <w:lang w:val="en-US"/>
+              </w:rPr>
+              <w:t xml:space="preserve">able </w:t>
             </w:r>
             <w:r>
               <w:rPr>
@@ -7089,7 +5784,39 @@
                 <w:szCs w:val="20"/>
                 <w:lang w:val="en-US"/>
               </w:rPr>
-              <w:t xml:space="preserve"> given in subclause 6.2.1. </w:t>
+              <w:t xml:space="preserve"> given in </w:t>
+            </w:r>
+            <w:r>
+              <w:rPr>
+                <w:sz w:val="20"/>
+                <w:szCs w:val="20"/>
+                <w:lang w:val="en-US"/>
+              </w:rPr>
+              <w:t>section</w:t>
+            </w:r>
+            <w:r>
+              <w:rPr>
+                <w:sz w:val="20"/>
+                <w:szCs w:val="20"/>
+                <w:lang w:val="en-US"/>
+              </w:rPr>
+              <w:t xml:space="preserve"> 6.2.1</w:t>
+            </w:r>
+            <w:r>
+              <w:rPr>
+                <w:sz w:val="20"/>
+                <w:szCs w:val="20"/>
+                <w:lang w:val="en-US"/>
+              </w:rPr>
+              <w:t>.1.1</w:t>
+            </w:r>
+            <w:r>
+              <w:rPr>
+                <w:sz w:val="20"/>
+                <w:szCs w:val="20"/>
+                <w:lang w:val="en-US"/>
+              </w:rPr>
+              <w:t xml:space="preserve">. </w:t>
             </w:r>
             <w:r>
               <w:rPr>
@@ -7105,7 +5832,7 @@
                 <w:szCs w:val="20"/>
                 <w:lang w:val="en-US"/>
               </w:rPr>
-              <w:t xml:space="preserve"> </w:t>
+              <w:t xml:space="preserve"> table deprecated for SMS and CBS.</w:t>
             </w:r>
             <w:r>
               <w:rPr>
@@ -7113,7 +5840,8 @@
                 <w:szCs w:val="20"/>
                 <w:lang w:val="en-US"/>
               </w:rPr>
-              <w:t>is</w:t>
+              <w:br/>
+              <w:t>The Greek reading o</w:t>
             </w:r>
             <w:r>
               <w:rPr>
@@ -7121,25 +5849,39 @@
                 <w:szCs w:val="20"/>
                 <w:lang w:val="en-US"/>
               </w:rPr>
-              <w:t xml:space="preserve"> the table (except the Greek variant) that should be used for </w:t>
+              <w:t>f</w:t>
             </w:r>
-            <w:proofErr w:type="spellStart"/>
             <w:r>
               <w:rPr>
                 <w:sz w:val="20"/>
                 <w:szCs w:val="20"/>
                 <w:lang w:val="en-US"/>
               </w:rPr>
-              <w:t>USSD</w:t>
+              <w:t xml:space="preserve"> the base table is given in 6.2.1.1</w:t>
             </w:r>
-            <w:proofErr w:type="spellEnd"/>
             <w:r>
               <w:rPr>
                 <w:sz w:val="20"/>
                 <w:szCs w:val="20"/>
                 <w:lang w:val="en-US"/>
               </w:rPr>
-              <w:t>, though deprecated for SMS and CBS.</w:t>
+              <w:t>.3</w:t>
+            </w:r>
+            <w:r>
+              <w:rPr>
+                <w:sz w:val="20"/>
+                <w:szCs w:val="20"/>
+                <w:lang w:val="en-US"/>
+              </w:rPr>
+              <w:t>.</w:t>
+            </w:r>
+            <w:r>
+              <w:rPr>
+                <w:sz w:val="20"/>
+                <w:szCs w:val="20"/>
+                <w:lang w:val="en-US"/>
+              </w:rPr>
+              <w:t xml:space="preserve"> This reading is strongly deprecated.</w:t>
             </w:r>
           </w:p>
         </w:tc>
@@ -7161,25 +5903,7 @@
                 <w:szCs w:val="20"/>
                 <w:lang w:val="en-US"/>
               </w:rPr>
-              <w:t xml:space="preserve">Use tables in subclause </w:t>
-            </w:r>
-            <w:proofErr w:type="spellStart"/>
-            <w:r>
-              <w:rPr>
-                <w:sz w:val="20"/>
-                <w:szCs w:val="20"/>
-                <w:lang w:val="en-US"/>
-              </w:rPr>
-              <w:t>A.4.10</w:t>
-            </w:r>
-            <w:proofErr w:type="spellEnd"/>
-            <w:r>
-              <w:rPr>
-                <w:sz w:val="20"/>
-                <w:szCs w:val="20"/>
-                <w:lang w:val="en-US"/>
-              </w:rPr>
-              <w:t xml:space="preserve"> European languages (Latin script) [plus Turkish, Vietnamese, Tagalog] instead for the Latin script</w:t>
+              <w:t xml:space="preserve">Use tables in </w:t>
             </w:r>
             <w:r>
               <w:rPr>
@@ -7187,18 +5911,24 @@
                 <w:szCs w:val="20"/>
                 <w:lang w:val="en-US"/>
               </w:rPr>
-              <w:t xml:space="preserve">, except for </w:t>
+              <w:t>section</w:t>
             </w:r>
-            <w:proofErr w:type="spellStart"/>
             <w:r>
               <w:rPr>
                 <w:sz w:val="20"/>
                 <w:szCs w:val="20"/>
                 <w:lang w:val="en-US"/>
               </w:rPr>
-              <w:t>USSD</w:t>
+              <w:t xml:space="preserve"> A.4.10 European languages (Latin script) [plus Turkish, Vietnamese, Tagalog] instead for the Latin script</w:t>
             </w:r>
-            <w:proofErr w:type="spellEnd"/>
+            <w:r>
+              <w:rPr>
+                <w:sz w:val="20"/>
+                <w:szCs w:val="20"/>
+                <w:lang w:val="en-US"/>
+              </w:rPr>
+              <w:t>, except for USSD</w:t>
+            </w:r>
             <w:r>
               <w:rPr>
                 <w:sz w:val="20"/>
@@ -7246,25 +5976,23 @@
                 <w:szCs w:val="20"/>
                 <w:lang w:val="en-US"/>
               </w:rPr>
-              <w:t xml:space="preserve">Use tables in subclause </w:t>
+              <w:t xml:space="preserve">Use tables in </w:t>
             </w:r>
-            <w:proofErr w:type="spellStart"/>
             <w:r>
               <w:rPr>
                 <w:sz w:val="20"/>
                 <w:szCs w:val="20"/>
                 <w:lang w:val="en-US"/>
               </w:rPr>
-              <w:t>A.4.11</w:t>
+              <w:t>section</w:t>
             </w:r>
-            <w:proofErr w:type="spellEnd"/>
             <w:r>
               <w:rPr>
                 <w:sz w:val="20"/>
                 <w:szCs w:val="20"/>
                 <w:lang w:val="en-US"/>
               </w:rPr>
-              <w:t xml:space="preserve"> (Greek) instead for the Greek script.</w:t>
+              <w:t xml:space="preserve"> A.4.11 (Greek) instead for the Greek script.</w:t>
             </w:r>
           </w:p>
         </w:tc>
@@ -7292,7 +6020,6 @@
         </w:rPr>
       </w:pPr>
       <w:bookmarkStart w:id="19" w:name="_Toc114820886"/>
-      <w:proofErr w:type="spellStart"/>
       <w:r>
         <w:rPr>
           <w:rFonts w:ascii="Arial" w:eastAsia="Times New Roman" w:hAnsi="Arial" w:cs="Times New Roman"/>
@@ -7304,7 +6031,6 @@
         </w:rPr>
         <w:t>A.3.1</w:t>
       </w:r>
-      <w:proofErr w:type="spellEnd"/>
       <w:r>
         <w:rPr>
           <w:rFonts w:ascii="Arial" w:eastAsia="Times New Roman" w:hAnsi="Arial" w:cs="Times New Roman"/>
@@ -7384,6 +6110,9 @@
         <w:gridCol w:w="3113"/>
       </w:tblGrid>
       <w:tr>
+        <w:trPr>
+          <w:trHeight w:val="629"/>
+        </w:trPr>
         <w:tc>
           <w:tcPr>
             <w:tcW w:w="1866" w:type="dxa"/>
@@ -7402,25 +6131,7 @@
                 <w:szCs w:val="20"/>
                 <w:lang w:val="en-US"/>
               </w:rPr>
-              <w:t>00000001 (</w:t>
-            </w:r>
-            <w:proofErr w:type="spellStart"/>
-            <w:r>
-              <w:rPr>
-                <w:sz w:val="20"/>
-                <w:szCs w:val="20"/>
-                <w:lang w:val="en-US"/>
-              </w:rPr>
-              <w:t>0x01</w:t>
-            </w:r>
-            <w:proofErr w:type="spellEnd"/>
-            <w:r>
-              <w:rPr>
-                <w:sz w:val="20"/>
-                <w:szCs w:val="20"/>
-                <w:lang w:val="en-US"/>
-              </w:rPr>
-              <w:t>)</w:t>
+              <w:t>00000001 (0x01)</w:t>
             </w:r>
           </w:p>
         </w:tc>
@@ -7442,35 +6153,16 @@
                 <w:szCs w:val="20"/>
                 <w:lang w:val="en-US"/>
               </w:rPr>
-              <w:t xml:space="preserve">Turkish (deprecated, use </w:t>
+              <w:t>Turkish (deprecated, use 0x10 instead)</w:t>
             </w:r>
-            <w:proofErr w:type="spellStart"/>
             <w:r>
               <w:rPr>
                 <w:sz w:val="20"/>
                 <w:szCs w:val="20"/>
                 <w:lang w:val="en-US"/>
               </w:rPr>
-              <w:t>0x10</w:t>
+              <w:br/>
             </w:r>
-            <w:proofErr w:type="spellEnd"/>
-            <w:r>
-              <w:rPr>
-                <w:sz w:val="20"/>
-                <w:szCs w:val="20"/>
-                <w:lang w:val="en-US"/>
-              </w:rPr>
-              <w:t xml:space="preserve"> instead)</w:t>
-            </w:r>
-          </w:p>
-          <w:p>
-            <w:pPr>
-              <w:rPr>
-                <w:sz w:val="20"/>
-                <w:szCs w:val="20"/>
-                <w:lang w:val="en-US"/>
-              </w:rPr>
-            </w:pPr>
             <w:r>
               <w:rPr>
                 <w:sz w:val="20"/>
@@ -7499,25 +6191,23 @@
                 <w:szCs w:val="20"/>
                 <w:lang w:val="en-US"/>
               </w:rPr>
-              <w:t xml:space="preserve">Use tables in subclause </w:t>
+              <w:t xml:space="preserve">Use tables in </w:t>
             </w:r>
-            <w:proofErr w:type="spellStart"/>
             <w:r>
               <w:rPr>
                 <w:sz w:val="20"/>
                 <w:szCs w:val="20"/>
                 <w:lang w:val="en-US"/>
               </w:rPr>
-              <w:t>A.4.10</w:t>
+              <w:t>section</w:t>
             </w:r>
-            <w:proofErr w:type="spellEnd"/>
             <w:r>
               <w:rPr>
                 <w:sz w:val="20"/>
                 <w:szCs w:val="20"/>
                 <w:lang w:val="en-US"/>
               </w:rPr>
-              <w:t xml:space="preserve"> European languages (Latin script) instead.</w:t>
+              <w:t xml:space="preserve"> A.4.10 European languages (Latin script) instead.</w:t>
             </w:r>
           </w:p>
         </w:tc>
@@ -7545,7 +6235,6 @@
         </w:rPr>
       </w:pPr>
       <w:bookmarkStart w:id="20" w:name="_Toc114820887"/>
-      <w:proofErr w:type="spellStart"/>
       <w:r>
         <w:rPr>
           <w:rFonts w:ascii="Arial" w:eastAsia="Times New Roman" w:hAnsi="Arial" w:cs="Times New Roman"/>
@@ -7557,7 +6246,6 @@
         </w:rPr>
         <w:t>A.3.2</w:t>
       </w:r>
-      <w:proofErr w:type="spellEnd"/>
       <w:r>
         <w:rPr>
           <w:rFonts w:ascii="Arial" w:eastAsia="Times New Roman" w:hAnsi="Arial" w:cs="Times New Roman"/>
@@ -7665,25 +6353,7 @@
                 <w:szCs w:val="20"/>
                 <w:lang w:val="en-US"/>
               </w:rPr>
-              <w:t>00000010 (</w:t>
-            </w:r>
-            <w:proofErr w:type="spellStart"/>
-            <w:r>
-              <w:rPr>
-                <w:sz w:val="20"/>
-                <w:szCs w:val="20"/>
-                <w:lang w:val="en-US"/>
-              </w:rPr>
-              <w:t>0x02</w:t>
-            </w:r>
-            <w:proofErr w:type="spellEnd"/>
-            <w:r>
-              <w:rPr>
-                <w:sz w:val="20"/>
-                <w:szCs w:val="20"/>
-                <w:lang w:val="en-US"/>
-              </w:rPr>
-              <w:t>)</w:t>
+              <w:t>00000010 (0x02)</w:t>
             </w:r>
           </w:p>
         </w:tc>
@@ -7713,25 +6383,7 @@
                 <w:szCs w:val="20"/>
                 <w:lang w:val="en-US"/>
               </w:rPr>
-              <w:t xml:space="preserve"> (deprecated, use </w:t>
-            </w:r>
-            <w:proofErr w:type="spellStart"/>
-            <w:r>
-              <w:rPr>
-                <w:sz w:val="20"/>
-                <w:szCs w:val="20"/>
-                <w:lang w:val="en-US"/>
-              </w:rPr>
-              <w:t>0x10</w:t>
-            </w:r>
-            <w:proofErr w:type="spellEnd"/>
-            <w:r>
-              <w:rPr>
-                <w:sz w:val="20"/>
-                <w:szCs w:val="20"/>
-                <w:lang w:val="en-US"/>
-              </w:rPr>
-              <w:t xml:space="preserve"> instead)</w:t>
+              <w:t xml:space="preserve"> (deprecated, use 0x10 instead)</w:t>
             </w:r>
           </w:p>
           <w:p>
@@ -7757,7 +6409,23 @@
                 <w:lang w:val="en-US"/>
               </w:rPr>
               <w:br/>
-              <w:t>Table is given in subclause 6.2.1.1.</w:t>
+              <w:t>Table is given in clause 6.2.1.</w:t>
+            </w:r>
+            <w:r>
+              <w:rPr>
+                <w:sz w:val="20"/>
+                <w:szCs w:val="20"/>
+                <w:lang w:val="en-US"/>
+              </w:rPr>
+              <w:t>1.</w:t>
+            </w:r>
+            <w:r>
+              <w:rPr>
+                <w:sz w:val="20"/>
+                <w:szCs w:val="20"/>
+                <w:lang w:val="en-US"/>
+              </w:rPr>
+              <w:t>1.</w:t>
             </w:r>
           </w:p>
         </w:tc>
@@ -7779,37 +6447,28 @@
                 <w:szCs w:val="20"/>
                 <w:lang w:val="en-US"/>
               </w:rPr>
-              <w:t xml:space="preserve">Use tables in subclause </w:t>
+              <w:t xml:space="preserve">Use tables in </w:t>
             </w:r>
-            <w:proofErr w:type="spellStart"/>
             <w:r>
               <w:rPr>
                 <w:sz w:val="20"/>
                 <w:szCs w:val="20"/>
                 <w:lang w:val="en-US"/>
               </w:rPr>
-              <w:t>A.4.10</w:t>
+              <w:t>section</w:t>
             </w:r>
-            <w:proofErr w:type="spellEnd"/>
             <w:r>
               <w:rPr>
                 <w:sz w:val="20"/>
                 <w:szCs w:val="20"/>
                 <w:lang w:val="en-US"/>
               </w:rPr>
-              <w:t xml:space="preserve"> European languages (Latin script) instead.</w:t>
+              <w:t xml:space="preserve"> A.4.10 European languages (Latin script) instead.</w:t>
             </w:r>
           </w:p>
         </w:tc>
       </w:tr>
     </w:tbl>
-    <w:p>
-      <w:pPr>
-        <w:rPr>
-          <w:lang w:val="en-GB" w:eastAsia="en-GB"/>
-        </w:rPr>
-      </w:pPr>
-    </w:p>
     <w:p>
       <w:pPr>
         <w:keepNext/>
@@ -7832,7 +6491,6 @@
         </w:rPr>
       </w:pPr>
       <w:bookmarkStart w:id="21" w:name="_Toc114820888"/>
-      <w:proofErr w:type="spellStart"/>
       <w:r>
         <w:rPr>
           <w:rFonts w:ascii="Arial" w:eastAsia="Times New Roman" w:hAnsi="Arial" w:cs="Times New Roman"/>
@@ -7844,7 +6502,6 @@
         </w:rPr>
         <w:t>A.3.3</w:t>
       </w:r>
-      <w:proofErr w:type="spellEnd"/>
       <w:r>
         <w:rPr>
           <w:rFonts w:ascii="Arial" w:eastAsia="Times New Roman" w:hAnsi="Arial" w:cs="Times New Roman"/>
@@ -7943,25 +6600,7 @@
                 <w:szCs w:val="20"/>
                 <w:lang w:val="en-US"/>
               </w:rPr>
-              <w:t>00000011 (</w:t>
-            </w:r>
-            <w:proofErr w:type="spellStart"/>
-            <w:r>
-              <w:rPr>
-                <w:sz w:val="20"/>
-                <w:szCs w:val="20"/>
-                <w:lang w:val="en-US"/>
-              </w:rPr>
-              <w:t>0x03</w:t>
-            </w:r>
-            <w:proofErr w:type="spellEnd"/>
-            <w:r>
-              <w:rPr>
-                <w:sz w:val="20"/>
-                <w:szCs w:val="20"/>
-                <w:lang w:val="en-US"/>
-              </w:rPr>
-              <w:t>)</w:t>
+              <w:t>00000011 (0x03)</w:t>
             </w:r>
           </w:p>
         </w:tc>
@@ -7983,35 +6622,16 @@
                 <w:szCs w:val="20"/>
                 <w:lang w:val="en-US"/>
               </w:rPr>
-              <w:t xml:space="preserve">Portuguese (deprecated, use </w:t>
+              <w:t>Portuguese (deprecated, use 0x10 instead)</w:t>
             </w:r>
-            <w:proofErr w:type="spellStart"/>
             <w:r>
               <w:rPr>
                 <w:sz w:val="20"/>
                 <w:szCs w:val="20"/>
                 <w:lang w:val="en-US"/>
               </w:rPr>
-              <w:t>0x10</w:t>
+              <w:br/>
             </w:r>
-            <w:proofErr w:type="spellEnd"/>
-            <w:r>
-              <w:rPr>
-                <w:sz w:val="20"/>
-                <w:szCs w:val="20"/>
-                <w:lang w:val="en-US"/>
-              </w:rPr>
-              <w:t xml:space="preserve"> instead)</w:t>
-            </w:r>
-          </w:p>
-          <w:p>
-            <w:pPr>
-              <w:rPr>
-                <w:sz w:val="20"/>
-                <w:szCs w:val="20"/>
-                <w:lang w:val="en-US"/>
-              </w:rPr>
-            </w:pPr>
             <w:r>
               <w:rPr>
                 <w:sz w:val="20"/>
@@ -8040,25 +6660,23 @@
                 <w:szCs w:val="20"/>
                 <w:lang w:val="en-US"/>
               </w:rPr>
-              <w:t xml:space="preserve">Use tables in subclause </w:t>
+              <w:t xml:space="preserve">Use tables in </w:t>
             </w:r>
-            <w:proofErr w:type="spellStart"/>
             <w:r>
               <w:rPr>
                 <w:sz w:val="20"/>
                 <w:szCs w:val="20"/>
                 <w:lang w:val="en-US"/>
               </w:rPr>
-              <w:t>A.4.10</w:t>
+              <w:t>section</w:t>
             </w:r>
-            <w:proofErr w:type="spellEnd"/>
             <w:r>
               <w:rPr>
                 <w:sz w:val="20"/>
                 <w:szCs w:val="20"/>
                 <w:lang w:val="en-US"/>
               </w:rPr>
-              <w:t xml:space="preserve"> European languages (Latin script) instead.</w:t>
+              <w:t xml:space="preserve"> A.4.10 European languages (Latin script) instead.</w:t>
             </w:r>
           </w:p>
         </w:tc>
@@ -8085,7 +6703,6 @@
           <w14:ligatures w14:val="none"/>
         </w:rPr>
       </w:pPr>
-      <w:proofErr w:type="spellStart"/>
       <w:r>
         <w:rPr>
           <w:rFonts w:ascii="Arial" w:eastAsia="Times New Roman" w:hAnsi="Arial" w:cs="Times New Roman"/>
@@ -8097,7 +6714,6 @@
         </w:rPr>
         <w:t>A.3.4</w:t>
       </w:r>
-      <w:proofErr w:type="spellEnd"/>
       <w:r>
         <w:rPr>
           <w:rFonts w:ascii="Arial" w:eastAsia="Times New Roman" w:hAnsi="Arial" w:cs="Times New Roman"/>
@@ -8196,25 +6812,7 @@
                 <w:szCs w:val="20"/>
                 <w:lang w:val="en-US"/>
               </w:rPr>
-              <w:t>00000100 (</w:t>
-            </w:r>
-            <w:proofErr w:type="spellStart"/>
-            <w:r>
-              <w:rPr>
-                <w:sz w:val="20"/>
-                <w:szCs w:val="20"/>
-                <w:lang w:val="en-US"/>
-              </w:rPr>
-              <w:t>0x04</w:t>
-            </w:r>
-            <w:proofErr w:type="spellEnd"/>
-            <w:r>
-              <w:rPr>
-                <w:sz w:val="20"/>
-                <w:szCs w:val="20"/>
-                <w:lang w:val="en-US"/>
-              </w:rPr>
-              <w:t>)</w:t>
+              <w:t>00000100 (0x04)</w:t>
             </w:r>
           </w:p>
         </w:tc>
@@ -8236,35 +6834,16 @@
                 <w:szCs w:val="20"/>
                 <w:lang w:val="en-US"/>
               </w:rPr>
-              <w:t xml:space="preserve">Bengali (deprecated, use </w:t>
+              <w:t>Bengali (deprecated, use 0x14 instead)</w:t>
             </w:r>
-            <w:proofErr w:type="spellStart"/>
             <w:r>
               <w:rPr>
                 <w:sz w:val="20"/>
                 <w:szCs w:val="20"/>
                 <w:lang w:val="en-US"/>
               </w:rPr>
-              <w:t>0x14</w:t>
+              <w:br/>
             </w:r>
-            <w:proofErr w:type="spellEnd"/>
-            <w:r>
-              <w:rPr>
-                <w:sz w:val="20"/>
-                <w:szCs w:val="20"/>
-                <w:lang w:val="en-US"/>
-              </w:rPr>
-              <w:t xml:space="preserve"> instead)</w:t>
-            </w:r>
-          </w:p>
-          <w:p>
-            <w:pPr>
-              <w:rPr>
-                <w:sz w:val="20"/>
-                <w:szCs w:val="20"/>
-                <w:lang w:val="en-US"/>
-              </w:rPr>
-            </w:pPr>
             <w:r>
               <w:rPr>
                 <w:sz w:val="20"/>
@@ -8293,25 +6872,23 @@
                 <w:szCs w:val="20"/>
                 <w:lang w:val="en-US"/>
               </w:rPr>
-              <w:t xml:space="preserve">Use tables in subclause </w:t>
+              <w:t xml:space="preserve">Use tables in </w:t>
             </w:r>
-            <w:proofErr w:type="spellStart"/>
             <w:r>
               <w:rPr>
                 <w:sz w:val="20"/>
                 <w:szCs w:val="20"/>
                 <w:lang w:val="en-US"/>
               </w:rPr>
-              <w:t>A.4.14</w:t>
+              <w:t>section</w:t>
             </w:r>
-            <w:proofErr w:type="spellEnd"/>
             <w:r>
               <w:rPr>
                 <w:sz w:val="20"/>
                 <w:szCs w:val="20"/>
                 <w:lang w:val="en-US"/>
               </w:rPr>
-              <w:t xml:space="preserve"> Bengali</w:t>
+              <w:t xml:space="preserve"> A.4.14 Bengali</w:t>
             </w:r>
             <w:r>
               <w:rPr>
@@ -8354,7 +6931,6 @@
           <w14:ligatures w14:val="none"/>
         </w:rPr>
       </w:pPr>
-      <w:proofErr w:type="spellStart"/>
       <w:r>
         <w:rPr>
           <w:rFonts w:ascii="Arial" w:eastAsia="Times New Roman" w:hAnsi="Arial" w:cs="Times New Roman"/>
@@ -8367,7 +6943,6 @@
         <w:lastRenderedPageBreak/>
         <w:t>A.3.5</w:t>
       </w:r>
-      <w:proofErr w:type="spellEnd"/>
       <w:r>
         <w:rPr>
           <w:rFonts w:ascii="Arial" w:eastAsia="Times New Roman" w:hAnsi="Arial" w:cs="Times New Roman"/>
@@ -8466,25 +7041,7 @@
                 <w:szCs w:val="20"/>
                 <w:lang w:val="en-US"/>
               </w:rPr>
-              <w:t>00000101 (</w:t>
-            </w:r>
-            <w:proofErr w:type="spellStart"/>
-            <w:r>
-              <w:rPr>
-                <w:sz w:val="20"/>
-                <w:szCs w:val="20"/>
-                <w:lang w:val="en-US"/>
-              </w:rPr>
-              <w:t>0x05</w:t>
-            </w:r>
-            <w:proofErr w:type="spellEnd"/>
-            <w:r>
-              <w:rPr>
-                <w:sz w:val="20"/>
-                <w:szCs w:val="20"/>
-                <w:lang w:val="en-US"/>
-              </w:rPr>
-              <w:t>)</w:t>
+              <w:t>00000101 (0x05)</w:t>
             </w:r>
           </w:p>
         </w:tc>
@@ -8506,35 +7063,16 @@
                 <w:szCs w:val="20"/>
                 <w:lang w:val="en-US"/>
               </w:rPr>
-              <w:t xml:space="preserve">Gujarati (deprecated, use </w:t>
+              <w:t>Gujarati (deprecated, use 0x15 instead)</w:t>
             </w:r>
-            <w:proofErr w:type="spellStart"/>
             <w:r>
               <w:rPr>
                 <w:sz w:val="20"/>
                 <w:szCs w:val="20"/>
                 <w:lang w:val="en-US"/>
               </w:rPr>
-              <w:t>0x15</w:t>
+              <w:br/>
             </w:r>
-            <w:proofErr w:type="spellEnd"/>
-            <w:r>
-              <w:rPr>
-                <w:sz w:val="20"/>
-                <w:szCs w:val="20"/>
-                <w:lang w:val="en-US"/>
-              </w:rPr>
-              <w:t xml:space="preserve"> instead)</w:t>
-            </w:r>
-          </w:p>
-          <w:p>
-            <w:pPr>
-              <w:rPr>
-                <w:sz w:val="20"/>
-                <w:szCs w:val="20"/>
-                <w:lang w:val="en-US"/>
-              </w:rPr>
-            </w:pPr>
             <w:r>
               <w:rPr>
                 <w:sz w:val="20"/>
@@ -8563,25 +7101,23 @@
                 <w:szCs w:val="20"/>
                 <w:lang w:val="en-US"/>
               </w:rPr>
-              <w:t xml:space="preserve">Use tables in subclause </w:t>
+              <w:t xml:space="preserve">Use tables in </w:t>
             </w:r>
-            <w:proofErr w:type="spellStart"/>
             <w:r>
               <w:rPr>
                 <w:sz w:val="20"/>
                 <w:szCs w:val="20"/>
                 <w:lang w:val="en-US"/>
               </w:rPr>
-              <w:t>A.4.15</w:t>
+              <w:t>section</w:t>
             </w:r>
-            <w:proofErr w:type="spellEnd"/>
             <w:r>
               <w:rPr>
                 <w:sz w:val="20"/>
                 <w:szCs w:val="20"/>
                 <w:lang w:val="en-US"/>
               </w:rPr>
-              <w:t xml:space="preserve"> Gujarati instead</w:t>
+              <w:t xml:space="preserve"> A.4.15 Gujarati instead</w:t>
             </w:r>
           </w:p>
         </w:tc>
@@ -8608,7 +7144,6 @@
           <w14:ligatures w14:val="none"/>
         </w:rPr>
       </w:pPr>
-      <w:proofErr w:type="spellStart"/>
       <w:r>
         <w:rPr>
           <w:rFonts w:ascii="Arial" w:eastAsia="Times New Roman" w:hAnsi="Arial" w:cs="Times New Roman"/>
@@ -8620,7 +7155,6 @@
         </w:rPr>
         <w:t>A.3.6</w:t>
       </w:r>
-      <w:proofErr w:type="spellEnd"/>
       <w:r>
         <w:rPr>
           <w:rFonts w:ascii="Arial" w:eastAsia="Times New Roman" w:hAnsi="Arial" w:cs="Times New Roman"/>
@@ -8719,25 +7253,7 @@
                 <w:szCs w:val="20"/>
                 <w:lang w:val="en-US"/>
               </w:rPr>
-              <w:t>00000110 (</w:t>
-            </w:r>
-            <w:proofErr w:type="spellStart"/>
-            <w:r>
-              <w:rPr>
-                <w:sz w:val="20"/>
-                <w:szCs w:val="20"/>
-                <w:lang w:val="en-US"/>
-              </w:rPr>
-              <w:t>0x06</w:t>
-            </w:r>
-            <w:proofErr w:type="spellEnd"/>
-            <w:r>
-              <w:rPr>
-                <w:sz w:val="20"/>
-                <w:szCs w:val="20"/>
-                <w:lang w:val="en-US"/>
-              </w:rPr>
-              <w:t>)</w:t>
+              <w:t>00000110 (0x06)</w:t>
             </w:r>
           </w:p>
         </w:tc>
@@ -8759,35 +7275,16 @@
                 <w:szCs w:val="20"/>
                 <w:lang w:val="en-US"/>
               </w:rPr>
-              <w:t xml:space="preserve">Hindi (deprecated, use </w:t>
+              <w:t>Hindi (deprecated, use 0x16 instead)</w:t>
             </w:r>
-            <w:proofErr w:type="spellStart"/>
             <w:r>
               <w:rPr>
                 <w:sz w:val="20"/>
                 <w:szCs w:val="20"/>
                 <w:lang w:val="en-US"/>
               </w:rPr>
-              <w:t>0x16</w:t>
+              <w:br/>
             </w:r>
-            <w:proofErr w:type="spellEnd"/>
-            <w:r>
-              <w:rPr>
-                <w:sz w:val="20"/>
-                <w:szCs w:val="20"/>
-                <w:lang w:val="en-US"/>
-              </w:rPr>
-              <w:t xml:space="preserve"> instead)</w:t>
-            </w:r>
-          </w:p>
-          <w:p>
-            <w:pPr>
-              <w:rPr>
-                <w:sz w:val="20"/>
-                <w:szCs w:val="20"/>
-                <w:lang w:val="en-US"/>
-              </w:rPr>
-            </w:pPr>
             <w:r>
               <w:rPr>
                 <w:sz w:val="20"/>
@@ -8816,25 +7313,23 @@
                 <w:szCs w:val="20"/>
                 <w:lang w:val="en-US"/>
               </w:rPr>
-              <w:t xml:space="preserve">Use tables in subclause </w:t>
+              <w:t xml:space="preserve">Use tables in </w:t>
             </w:r>
-            <w:proofErr w:type="spellStart"/>
             <w:r>
               <w:rPr>
                 <w:sz w:val="20"/>
                 <w:szCs w:val="20"/>
                 <w:lang w:val="en-US"/>
               </w:rPr>
-              <w:t>A.4.16</w:t>
+              <w:t>section</w:t>
             </w:r>
-            <w:proofErr w:type="spellEnd"/>
             <w:r>
               <w:rPr>
                 <w:sz w:val="20"/>
                 <w:szCs w:val="20"/>
                 <w:lang w:val="en-US"/>
               </w:rPr>
-              <w:t xml:space="preserve"> Hindi (Devanagari) instead</w:t>
+              <w:t xml:space="preserve"> A.4.16 Hindi (Devanagari) instead</w:t>
             </w:r>
           </w:p>
         </w:tc>
@@ -8858,7 +7353,6 @@
           <w14:ligatures w14:val="none"/>
         </w:rPr>
       </w:pPr>
-      <w:proofErr w:type="spellStart"/>
       <w:r>
         <w:rPr>
           <w:rFonts w:ascii="Arial" w:eastAsia="Times New Roman" w:hAnsi="Arial" w:cs="Times New Roman"/>
@@ -8870,7 +7364,6 @@
         </w:rPr>
         <w:t>A.3.7</w:t>
       </w:r>
-      <w:proofErr w:type="spellEnd"/>
       <w:r>
         <w:rPr>
           <w:rFonts w:ascii="Arial" w:eastAsia="Times New Roman" w:hAnsi="Arial" w:cs="Times New Roman"/>
@@ -8966,25 +7459,7 @@
                 <w:szCs w:val="20"/>
                 <w:lang w:val="en-US"/>
               </w:rPr>
-              <w:t>00000111 (</w:t>
-            </w:r>
-            <w:proofErr w:type="spellStart"/>
-            <w:r>
-              <w:rPr>
-                <w:sz w:val="20"/>
-                <w:szCs w:val="20"/>
-                <w:lang w:val="en-US"/>
-              </w:rPr>
-              <w:t>0x07</w:t>
-            </w:r>
-            <w:proofErr w:type="spellEnd"/>
-            <w:r>
-              <w:rPr>
-                <w:sz w:val="20"/>
-                <w:szCs w:val="20"/>
-                <w:lang w:val="en-US"/>
-              </w:rPr>
-              <w:t>)</w:t>
+              <w:t>00000111 (0x07)</w:t>
             </w:r>
           </w:p>
         </w:tc>
@@ -9006,35 +7481,16 @@
                 <w:szCs w:val="20"/>
                 <w:lang w:val="en-US"/>
               </w:rPr>
-              <w:t xml:space="preserve">Kannada (deprecated, use </w:t>
+              <w:t>Kannada (deprecated, use 0x17 instead)</w:t>
             </w:r>
-            <w:proofErr w:type="spellStart"/>
             <w:r>
               <w:rPr>
                 <w:sz w:val="20"/>
                 <w:szCs w:val="20"/>
                 <w:lang w:val="en-US"/>
               </w:rPr>
-              <w:t>0x17</w:t>
+              <w:br/>
             </w:r>
-            <w:proofErr w:type="spellEnd"/>
-            <w:r>
-              <w:rPr>
-                <w:sz w:val="20"/>
-                <w:szCs w:val="20"/>
-                <w:lang w:val="en-US"/>
-              </w:rPr>
-              <w:t xml:space="preserve"> instead)</w:t>
-            </w:r>
-          </w:p>
-          <w:p>
-            <w:pPr>
-              <w:rPr>
-                <w:sz w:val="20"/>
-                <w:szCs w:val="20"/>
-                <w:lang w:val="en-US"/>
-              </w:rPr>
-            </w:pPr>
             <w:r>
               <w:rPr>
                 <w:sz w:val="20"/>
@@ -9063,25 +7519,23 @@
                 <w:szCs w:val="20"/>
                 <w:lang w:val="en-US"/>
               </w:rPr>
-              <w:t xml:space="preserve">Use tables in subclause </w:t>
+              <w:t xml:space="preserve">Use tables in </w:t>
             </w:r>
-            <w:proofErr w:type="spellStart"/>
             <w:r>
               <w:rPr>
                 <w:sz w:val="20"/>
                 <w:szCs w:val="20"/>
                 <w:lang w:val="en-US"/>
               </w:rPr>
-              <w:t>A.4.17</w:t>
+              <w:t>section</w:t>
             </w:r>
-            <w:proofErr w:type="spellEnd"/>
             <w:r>
               <w:rPr>
                 <w:sz w:val="20"/>
                 <w:szCs w:val="20"/>
                 <w:lang w:val="en-US"/>
               </w:rPr>
-              <w:t xml:space="preserve"> Kannada instead</w:t>
+              <w:t xml:space="preserve"> A.4.17 Kannada instead</w:t>
             </w:r>
           </w:p>
         </w:tc>
@@ -9108,7 +7562,6 @@
           <w14:ligatures w14:val="none"/>
         </w:rPr>
       </w:pPr>
-      <w:proofErr w:type="spellStart"/>
       <w:r>
         <w:rPr>
           <w:rFonts w:ascii="Arial" w:eastAsia="Times New Roman" w:hAnsi="Arial" w:cs="Times New Roman"/>
@@ -9120,7 +7573,6 @@
         </w:rPr>
         <w:t>A.3.8</w:t>
       </w:r>
-      <w:proofErr w:type="spellEnd"/>
       <w:r>
         <w:rPr>
           <w:rFonts w:ascii="Arial" w:eastAsia="Times New Roman" w:hAnsi="Arial" w:cs="Times New Roman"/>
@@ -9222,25 +7674,7 @@
                 <w:szCs w:val="20"/>
                 <w:lang w:val="en-US"/>
               </w:rPr>
-              <w:t>00001000 (</w:t>
-            </w:r>
-            <w:proofErr w:type="spellStart"/>
-            <w:r>
-              <w:rPr>
-                <w:sz w:val="20"/>
-                <w:szCs w:val="20"/>
-                <w:lang w:val="en-US"/>
-              </w:rPr>
-              <w:t>0x08</w:t>
-            </w:r>
-            <w:proofErr w:type="spellEnd"/>
-            <w:r>
-              <w:rPr>
-                <w:sz w:val="20"/>
-                <w:szCs w:val="20"/>
-                <w:lang w:val="en-US"/>
-              </w:rPr>
-              <w:t>)</w:t>
+              <w:t>00001000 (0x08)</w:t>
             </w:r>
           </w:p>
         </w:tc>
@@ -9262,35 +7696,16 @@
                 <w:szCs w:val="20"/>
                 <w:lang w:val="en-US"/>
               </w:rPr>
-              <w:t xml:space="preserve">Malayalam (deprecated, use </w:t>
+              <w:t>Malayalam (deprecated, use 0x18 instead)</w:t>
             </w:r>
-            <w:proofErr w:type="spellStart"/>
             <w:r>
               <w:rPr>
                 <w:sz w:val="20"/>
                 <w:szCs w:val="20"/>
                 <w:lang w:val="en-US"/>
               </w:rPr>
-              <w:t>0x18</w:t>
+              <w:br/>
             </w:r>
-            <w:proofErr w:type="spellEnd"/>
-            <w:r>
-              <w:rPr>
-                <w:sz w:val="20"/>
-                <w:szCs w:val="20"/>
-                <w:lang w:val="en-US"/>
-              </w:rPr>
-              <w:t xml:space="preserve"> instead)</w:t>
-            </w:r>
-          </w:p>
-          <w:p>
-            <w:pPr>
-              <w:rPr>
-                <w:sz w:val="20"/>
-                <w:szCs w:val="20"/>
-                <w:lang w:val="en-US"/>
-              </w:rPr>
-            </w:pPr>
             <w:r>
               <w:rPr>
                 <w:sz w:val="20"/>
@@ -9319,25 +7734,23 @@
                 <w:szCs w:val="20"/>
                 <w:lang w:val="en-US"/>
               </w:rPr>
-              <w:t xml:space="preserve">Use tables in subclause </w:t>
+              <w:t xml:space="preserve">Use tables in </w:t>
             </w:r>
-            <w:proofErr w:type="spellStart"/>
             <w:r>
               <w:rPr>
                 <w:sz w:val="20"/>
                 <w:szCs w:val="20"/>
                 <w:lang w:val="en-US"/>
               </w:rPr>
-              <w:t>A.4.18</w:t>
+              <w:t>section</w:t>
             </w:r>
-            <w:proofErr w:type="spellEnd"/>
             <w:r>
               <w:rPr>
                 <w:sz w:val="20"/>
                 <w:szCs w:val="20"/>
                 <w:lang w:val="en-US"/>
               </w:rPr>
-              <w:t xml:space="preserve"> Malayalam instead</w:t>
+              <w:t xml:space="preserve"> A.4.18 Malayalam instead</w:t>
             </w:r>
           </w:p>
         </w:tc>
@@ -9364,7 +7777,6 @@
           <w14:ligatures w14:val="none"/>
         </w:rPr>
       </w:pPr>
-      <w:proofErr w:type="spellStart"/>
       <w:r>
         <w:rPr>
           <w:rFonts w:ascii="Arial" w:eastAsia="Times New Roman" w:hAnsi="Arial" w:cs="Times New Roman"/>
@@ -9376,7 +7788,6 @@
         </w:rPr>
         <w:t>A.3.9</w:t>
       </w:r>
-      <w:proofErr w:type="spellEnd"/>
       <w:r>
         <w:rPr>
           <w:rFonts w:ascii="Arial" w:eastAsia="Times New Roman" w:hAnsi="Arial" w:cs="Times New Roman"/>
@@ -9478,25 +7889,7 @@
                 <w:szCs w:val="20"/>
                 <w:lang w:val="en-US"/>
               </w:rPr>
-              <w:t>00001001 (</w:t>
-            </w:r>
-            <w:proofErr w:type="spellStart"/>
-            <w:r>
-              <w:rPr>
-                <w:sz w:val="20"/>
-                <w:szCs w:val="20"/>
-                <w:lang w:val="en-US"/>
-              </w:rPr>
-              <w:t>0x09</w:t>
-            </w:r>
-            <w:proofErr w:type="spellEnd"/>
-            <w:r>
-              <w:rPr>
-                <w:sz w:val="20"/>
-                <w:szCs w:val="20"/>
-                <w:lang w:val="en-US"/>
-              </w:rPr>
-              <w:t>)</w:t>
+              <w:t>00001001 (0x09)</w:t>
             </w:r>
           </w:p>
         </w:tc>
@@ -9518,35 +7911,16 @@
                 <w:szCs w:val="20"/>
                 <w:lang w:val="en-US"/>
               </w:rPr>
-              <w:t xml:space="preserve">Oriya (deprecated, use </w:t>
+              <w:t>Oriya (deprecated, use 0x19 instead)</w:t>
             </w:r>
-            <w:proofErr w:type="spellStart"/>
             <w:r>
               <w:rPr>
                 <w:sz w:val="20"/>
                 <w:szCs w:val="20"/>
                 <w:lang w:val="en-US"/>
               </w:rPr>
-              <w:t>0x19</w:t>
+              <w:br/>
             </w:r>
-            <w:proofErr w:type="spellEnd"/>
-            <w:r>
-              <w:rPr>
-                <w:sz w:val="20"/>
-                <w:szCs w:val="20"/>
-                <w:lang w:val="en-US"/>
-              </w:rPr>
-              <w:t xml:space="preserve"> instead)</w:t>
-            </w:r>
-          </w:p>
-          <w:p>
-            <w:pPr>
-              <w:rPr>
-                <w:sz w:val="20"/>
-                <w:szCs w:val="20"/>
-                <w:lang w:val="en-US"/>
-              </w:rPr>
-            </w:pPr>
             <w:r>
               <w:rPr>
                 <w:sz w:val="20"/>
@@ -9575,25 +7949,23 @@
                 <w:szCs w:val="20"/>
                 <w:lang w:val="en-US"/>
               </w:rPr>
-              <w:t xml:space="preserve">Use tables in subclause </w:t>
+              <w:t xml:space="preserve">Use tables in </w:t>
             </w:r>
-            <w:proofErr w:type="spellStart"/>
             <w:r>
               <w:rPr>
                 <w:sz w:val="20"/>
                 <w:szCs w:val="20"/>
                 <w:lang w:val="en-US"/>
               </w:rPr>
-              <w:t>A.4.19</w:t>
+              <w:t>section</w:t>
             </w:r>
-            <w:proofErr w:type="spellEnd"/>
             <w:r>
               <w:rPr>
                 <w:sz w:val="20"/>
                 <w:szCs w:val="20"/>
                 <w:lang w:val="en-US"/>
               </w:rPr>
-              <w:t xml:space="preserve"> Oriya/Odia instead</w:t>
+              <w:t xml:space="preserve"> A.4.19 Oriya/Odia instead</w:t>
             </w:r>
           </w:p>
         </w:tc>
@@ -9620,7 +7992,6 @@
           <w14:ligatures w14:val="none"/>
         </w:rPr>
       </w:pPr>
-      <w:proofErr w:type="spellStart"/>
       <w:r>
         <w:rPr>
           <w:rFonts w:ascii="Arial" w:eastAsia="Times New Roman" w:hAnsi="Arial" w:cs="Times New Roman"/>
@@ -9632,7 +8003,6 @@
         </w:rPr>
         <w:t>A.3.10</w:t>
       </w:r>
-      <w:proofErr w:type="spellEnd"/>
       <w:r>
         <w:rPr>
           <w:rFonts w:ascii="Arial" w:eastAsia="Times New Roman" w:hAnsi="Arial" w:cs="Times New Roman"/>
@@ -9731,25 +8101,7 @@
                 <w:szCs w:val="20"/>
                 <w:lang w:val="en-US"/>
               </w:rPr>
-              <w:t>00001010 (</w:t>
-            </w:r>
-            <w:proofErr w:type="spellStart"/>
-            <w:r>
-              <w:rPr>
-                <w:sz w:val="20"/>
-                <w:szCs w:val="20"/>
-                <w:lang w:val="en-US"/>
-              </w:rPr>
-              <w:t>0x0A</w:t>
-            </w:r>
-            <w:proofErr w:type="spellEnd"/>
-            <w:r>
-              <w:rPr>
-                <w:sz w:val="20"/>
-                <w:szCs w:val="20"/>
-                <w:lang w:val="en-US"/>
-              </w:rPr>
-              <w:t>)</w:t>
+              <w:t>00001010 (0x0A)</w:t>
             </w:r>
           </w:p>
         </w:tc>
@@ -9771,35 +8123,16 @@
                 <w:szCs w:val="20"/>
                 <w:lang w:val="en-US"/>
               </w:rPr>
-              <w:t xml:space="preserve">Punjabi (deprecated, use </w:t>
+              <w:t>Punjabi (deprecated, use 0x1A instead)</w:t>
             </w:r>
-            <w:proofErr w:type="spellStart"/>
             <w:r>
               <w:rPr>
                 <w:sz w:val="20"/>
                 <w:szCs w:val="20"/>
                 <w:lang w:val="en-US"/>
               </w:rPr>
-              <w:t>0x1A</w:t>
+              <w:br/>
             </w:r>
-            <w:proofErr w:type="spellEnd"/>
-            <w:r>
-              <w:rPr>
-                <w:sz w:val="20"/>
-                <w:szCs w:val="20"/>
-                <w:lang w:val="en-US"/>
-              </w:rPr>
-              <w:t xml:space="preserve"> instead)</w:t>
-            </w:r>
-          </w:p>
-          <w:p>
-            <w:pPr>
-              <w:rPr>
-                <w:sz w:val="20"/>
-                <w:szCs w:val="20"/>
-                <w:lang w:val="en-US"/>
-              </w:rPr>
-            </w:pPr>
             <w:r>
               <w:rPr>
                 <w:sz w:val="20"/>
@@ -9828,25 +8161,23 @@
                 <w:szCs w:val="20"/>
                 <w:lang w:val="en-US"/>
               </w:rPr>
-              <w:t xml:space="preserve">Use tables in subclause </w:t>
+              <w:t xml:space="preserve">Use tables in </w:t>
             </w:r>
-            <w:proofErr w:type="spellStart"/>
             <w:r>
               <w:rPr>
                 <w:sz w:val="20"/>
                 <w:szCs w:val="20"/>
                 <w:lang w:val="en-US"/>
               </w:rPr>
-              <w:t>A.4.1A</w:t>
+              <w:t>section</w:t>
             </w:r>
-            <w:proofErr w:type="spellEnd"/>
             <w:r>
               <w:rPr>
                 <w:sz w:val="20"/>
                 <w:szCs w:val="20"/>
                 <w:lang w:val="en-US"/>
               </w:rPr>
-              <w:t xml:space="preserve"> Punjabi (Gurmukhi) instead</w:t>
+              <w:t xml:space="preserve"> A.4.1A Punjabi (Gurmukhi) instead</w:t>
             </w:r>
           </w:p>
         </w:tc>
@@ -9873,7 +8204,6 @@
           <w14:ligatures w14:val="none"/>
         </w:rPr>
       </w:pPr>
-      <w:proofErr w:type="spellStart"/>
       <w:r>
         <w:rPr>
           <w:rFonts w:ascii="Arial" w:eastAsia="Times New Roman" w:hAnsi="Arial" w:cs="Times New Roman"/>
@@ -9885,7 +8215,6 @@
         </w:rPr>
         <w:t>A.3.11</w:t>
       </w:r>
-      <w:proofErr w:type="spellEnd"/>
       <w:r>
         <w:rPr>
           <w:rFonts w:ascii="Arial" w:eastAsia="Times New Roman" w:hAnsi="Arial" w:cs="Times New Roman"/>
@@ -9965,6 +8294,9 @@
         <w:gridCol w:w="3118"/>
       </w:tblGrid>
       <w:tr>
+        <w:trPr>
+          <w:trHeight w:val="699"/>
+        </w:trPr>
         <w:tc>
           <w:tcPr>
             <w:tcW w:w="1838" w:type="dxa"/>
@@ -9984,25 +8316,7 @@
                 <w:szCs w:val="20"/>
                 <w:lang w:val="en-US"/>
               </w:rPr>
-              <w:t>00001011 (</w:t>
-            </w:r>
-            <w:proofErr w:type="spellStart"/>
-            <w:r>
-              <w:rPr>
-                <w:sz w:val="20"/>
-                <w:szCs w:val="20"/>
-                <w:lang w:val="en-US"/>
-              </w:rPr>
-              <w:t>0x0B</w:t>
-            </w:r>
-            <w:proofErr w:type="spellEnd"/>
-            <w:r>
-              <w:rPr>
-                <w:sz w:val="20"/>
-                <w:szCs w:val="20"/>
-                <w:lang w:val="en-US"/>
-              </w:rPr>
-              <w:t>)</w:t>
+              <w:t>00001011 (0x0B)</w:t>
             </w:r>
           </w:p>
         </w:tc>
@@ -10024,35 +8338,16 @@
                 <w:szCs w:val="20"/>
                 <w:lang w:val="en-US"/>
               </w:rPr>
-              <w:t xml:space="preserve">Tamil (deprecated, use </w:t>
+              <w:t>Tamil (deprecated, use 0x1B instead)</w:t>
             </w:r>
-            <w:proofErr w:type="spellStart"/>
             <w:r>
               <w:rPr>
                 <w:sz w:val="20"/>
                 <w:szCs w:val="20"/>
                 <w:lang w:val="en-US"/>
               </w:rPr>
-              <w:t>0x1B</w:t>
+              <w:br/>
             </w:r>
-            <w:proofErr w:type="spellEnd"/>
-            <w:r>
-              <w:rPr>
-                <w:sz w:val="20"/>
-                <w:szCs w:val="20"/>
-                <w:lang w:val="en-US"/>
-              </w:rPr>
-              <w:t xml:space="preserve"> instead)</w:t>
-            </w:r>
-          </w:p>
-          <w:p>
-            <w:pPr>
-              <w:rPr>
-                <w:sz w:val="20"/>
-                <w:szCs w:val="20"/>
-                <w:lang w:val="en-US"/>
-              </w:rPr>
-            </w:pPr>
             <w:r>
               <w:rPr>
                 <w:sz w:val="20"/>
@@ -10081,25 +8376,23 @@
                 <w:szCs w:val="20"/>
                 <w:lang w:val="en-US"/>
               </w:rPr>
-              <w:t xml:space="preserve">Use tables in subclause </w:t>
+              <w:t xml:space="preserve">Use tables in </w:t>
             </w:r>
-            <w:proofErr w:type="spellStart"/>
             <w:r>
               <w:rPr>
                 <w:sz w:val="20"/>
                 <w:szCs w:val="20"/>
                 <w:lang w:val="en-US"/>
               </w:rPr>
-              <w:t>A.4.1B</w:t>
+              <w:t>section</w:t>
             </w:r>
-            <w:proofErr w:type="spellEnd"/>
             <w:r>
               <w:rPr>
                 <w:sz w:val="20"/>
                 <w:szCs w:val="20"/>
                 <w:lang w:val="en-US"/>
               </w:rPr>
-              <w:t xml:space="preserve"> Tamil instead</w:t>
+              <w:t xml:space="preserve"> A.4.1B Tamil instead</w:t>
             </w:r>
           </w:p>
         </w:tc>
@@ -10126,7 +8419,6 @@
           <w14:ligatures w14:val="none"/>
         </w:rPr>
       </w:pPr>
-      <w:proofErr w:type="spellStart"/>
       <w:r>
         <w:rPr>
           <w:rFonts w:ascii="Arial" w:eastAsia="Times New Roman" w:hAnsi="Arial" w:cs="Times New Roman"/>
@@ -10138,7 +8430,6 @@
         </w:rPr>
         <w:t>A.3.12</w:t>
       </w:r>
-      <w:proofErr w:type="spellEnd"/>
       <w:r>
         <w:rPr>
           <w:rFonts w:ascii="Arial" w:eastAsia="Times New Roman" w:hAnsi="Arial" w:cs="Times New Roman"/>
@@ -10201,7 +8492,7 @@
     </w:p>
     <w:tbl>
       <w:tblPr>
-        <w:tblW w:w="9067" w:type="dxa"/>
+        <w:tblW w:w="9210" w:type="dxa"/>
         <w:tblBorders>
           <w:top w:val="single" w:sz="4" w:space="0" w:color="auto"/>
           <w:left w:val="single" w:sz="4" w:space="0" w:color="auto"/>
@@ -10213,14 +8504,17 @@
         <w:tblLook w:val="01E0" w:firstRow="1" w:lastRow="1" w:firstColumn="1" w:lastColumn="1" w:noHBand="0" w:noVBand="0"/>
       </w:tblPr>
       <w:tblGrid>
-        <w:gridCol w:w="1838"/>
-        <w:gridCol w:w="4111"/>
-        <w:gridCol w:w="3118"/>
+        <w:gridCol w:w="1867"/>
+        <w:gridCol w:w="4176"/>
+        <w:gridCol w:w="3167"/>
       </w:tblGrid>
       <w:tr>
+        <w:trPr>
+          <w:trHeight w:val="758"/>
+        </w:trPr>
         <w:tc>
           <w:tcPr>
-            <w:tcW w:w="1838" w:type="dxa"/>
+            <w:tcW w:w="1867" w:type="dxa"/>
           </w:tcPr>
           <w:p>
             <w:pPr>
@@ -10237,31 +8531,13 @@
                 <w:szCs w:val="20"/>
                 <w:lang w:val="en-US"/>
               </w:rPr>
-              <w:t>00001100 (</w:t>
-            </w:r>
-            <w:proofErr w:type="spellStart"/>
-            <w:r>
-              <w:rPr>
-                <w:sz w:val="20"/>
-                <w:szCs w:val="20"/>
-                <w:lang w:val="en-US"/>
-              </w:rPr>
-              <w:t>0x0C</w:t>
-            </w:r>
-            <w:proofErr w:type="spellEnd"/>
-            <w:r>
-              <w:rPr>
-                <w:sz w:val="20"/>
-                <w:szCs w:val="20"/>
-                <w:lang w:val="en-US"/>
-              </w:rPr>
-              <w:t>)</w:t>
+              <w:t>00001100 (0x0C)</w:t>
             </w:r>
           </w:p>
         </w:tc>
         <w:tc>
           <w:tcPr>
-            <w:tcW w:w="4111" w:type="dxa"/>
+            <w:tcW w:w="4176" w:type="dxa"/>
           </w:tcPr>
           <w:p>
             <w:pPr>
@@ -10277,35 +8553,16 @@
                 <w:szCs w:val="20"/>
                 <w:lang w:val="en-US"/>
               </w:rPr>
-              <w:t xml:space="preserve">Telugu (deprecated, use </w:t>
+              <w:t>Telugu (deprecated, use 0x1C instead)</w:t>
             </w:r>
-            <w:proofErr w:type="spellStart"/>
             <w:r>
               <w:rPr>
                 <w:sz w:val="20"/>
                 <w:szCs w:val="20"/>
                 <w:lang w:val="en-US"/>
               </w:rPr>
-              <w:t>0x1C</w:t>
+              <w:br/>
             </w:r>
-            <w:proofErr w:type="spellEnd"/>
-            <w:r>
-              <w:rPr>
-                <w:sz w:val="20"/>
-                <w:szCs w:val="20"/>
-                <w:lang w:val="en-US"/>
-              </w:rPr>
-              <w:t xml:space="preserve"> instead)</w:t>
-            </w:r>
-          </w:p>
-          <w:p>
-            <w:pPr>
-              <w:rPr>
-                <w:sz w:val="20"/>
-                <w:szCs w:val="20"/>
-                <w:lang w:val="en-US"/>
-              </w:rPr>
-            </w:pPr>
             <w:r>
               <w:rPr>
                 <w:sz w:val="20"/>
@@ -10318,7 +8575,7 @@
         </w:tc>
         <w:tc>
           <w:tcPr>
-            <w:tcW w:w="3118" w:type="dxa"/>
+            <w:tcW w:w="3167" w:type="dxa"/>
           </w:tcPr>
           <w:p>
             <w:pPr>
@@ -10334,25 +8591,23 @@
                 <w:szCs w:val="20"/>
                 <w:lang w:val="en-US"/>
               </w:rPr>
-              <w:t xml:space="preserve">Use tables in subclause </w:t>
+              <w:t xml:space="preserve">Use tables in </w:t>
             </w:r>
-            <w:proofErr w:type="spellStart"/>
             <w:r>
               <w:rPr>
                 <w:sz w:val="20"/>
                 <w:szCs w:val="20"/>
                 <w:lang w:val="en-US"/>
               </w:rPr>
-              <w:t>A.4.1C</w:t>
+              <w:t>section</w:t>
             </w:r>
-            <w:proofErr w:type="spellEnd"/>
             <w:r>
               <w:rPr>
                 <w:sz w:val="20"/>
                 <w:szCs w:val="20"/>
                 <w:lang w:val="en-US"/>
               </w:rPr>
-              <w:t xml:space="preserve"> Telugu instead</w:t>
+              <w:t xml:space="preserve"> A.4.1C Telugu instead</w:t>
             </w:r>
           </w:p>
         </w:tc>
@@ -10379,7 +8634,6 @@
           <w14:ligatures w14:val="none"/>
         </w:rPr>
       </w:pPr>
-      <w:proofErr w:type="spellStart"/>
       <w:r>
         <w:rPr>
           <w:rFonts w:ascii="Arial" w:eastAsia="Times New Roman" w:hAnsi="Arial" w:cs="Times New Roman"/>
@@ -10389,10 +8643,8 @@
           <w:lang w:val="en-GB" w:eastAsia="en-GB"/>
           <w14:ligatures w14:val="none"/>
         </w:rPr>
-        <w:lastRenderedPageBreak/>
         <w:t>A.3.13</w:t>
       </w:r>
-      <w:proofErr w:type="spellEnd"/>
       <w:r>
         <w:rPr>
           <w:rFonts w:ascii="Arial" w:eastAsia="Times New Roman" w:hAnsi="Arial" w:cs="Times New Roman"/>
@@ -10494,25 +8746,7 @@
                 <w:szCs w:val="20"/>
                 <w:lang w:val="en-US"/>
               </w:rPr>
-              <w:t>00001101 (</w:t>
-            </w:r>
-            <w:proofErr w:type="spellStart"/>
-            <w:r>
-              <w:rPr>
-                <w:sz w:val="20"/>
-                <w:szCs w:val="20"/>
-                <w:lang w:val="en-US"/>
-              </w:rPr>
-              <w:t>0x0D</w:t>
-            </w:r>
-            <w:proofErr w:type="spellEnd"/>
-            <w:r>
-              <w:rPr>
-                <w:sz w:val="20"/>
-                <w:szCs w:val="20"/>
-                <w:lang w:val="en-US"/>
-              </w:rPr>
-              <w:t>)</w:t>
+              <w:t>00001101 (0x0D)</w:t>
             </w:r>
           </w:p>
         </w:tc>
@@ -10534,35 +8768,16 @@
                 <w:szCs w:val="20"/>
                 <w:lang w:val="en-US"/>
               </w:rPr>
-              <w:t xml:space="preserve">Urdu (deprecated, use </w:t>
+              <w:t>Urdu (deprecated, use 0x13 instead)</w:t>
             </w:r>
-            <w:proofErr w:type="spellStart"/>
             <w:r>
               <w:rPr>
                 <w:sz w:val="20"/>
                 <w:szCs w:val="20"/>
                 <w:lang w:val="en-US"/>
               </w:rPr>
-              <w:t>0x13</w:t>
+              <w:br/>
             </w:r>
-            <w:proofErr w:type="spellEnd"/>
-            <w:r>
-              <w:rPr>
-                <w:sz w:val="20"/>
-                <w:szCs w:val="20"/>
-                <w:lang w:val="en-US"/>
-              </w:rPr>
-              <w:t xml:space="preserve"> instead)</w:t>
-            </w:r>
-          </w:p>
-          <w:p>
-            <w:pPr>
-              <w:rPr>
-                <w:sz w:val="20"/>
-                <w:szCs w:val="20"/>
-                <w:lang w:val="en-US"/>
-              </w:rPr>
-            </w:pPr>
             <w:r>
               <w:rPr>
                 <w:sz w:val="20"/>
@@ -10591,25 +8806,23 @@
                 <w:szCs w:val="20"/>
                 <w:lang w:val="en-US"/>
               </w:rPr>
-              <w:t xml:space="preserve">Use tables in subclause </w:t>
+              <w:t xml:space="preserve">Use tables in </w:t>
             </w:r>
-            <w:proofErr w:type="spellStart"/>
             <w:r>
               <w:rPr>
                 <w:sz w:val="20"/>
                 <w:szCs w:val="20"/>
                 <w:lang w:val="en-US"/>
               </w:rPr>
-              <w:t>A.4.13</w:t>
+              <w:t>section</w:t>
             </w:r>
-            <w:proofErr w:type="spellEnd"/>
             <w:r>
               <w:rPr>
                 <w:sz w:val="20"/>
                 <w:szCs w:val="20"/>
                 <w:lang w:val="en-US"/>
               </w:rPr>
-              <w:t xml:space="preserve"> Urdu (Eastern Arabic) instead</w:t>
+              <w:t xml:space="preserve"> A.4.13 Urdu (Eastern Arabic) instead</w:t>
             </w:r>
           </w:p>
         </w:tc>
@@ -10619,6 +8832,8 @@
     <w:p>
       <w:pPr>
         <w:rPr>
+          <w:sz w:val="12"/>
+          <w:szCs w:val="12"/>
           <w:lang w:val="en-GB" w:eastAsia="en-GB"/>
         </w:rPr>
       </w:pPr>
